--- a/public/assets/files/niestacjonarne/SWB.docx
+++ b/public/assets/files/niestacjonarne/SWB.docx
@@ -523,6 +523,7 @@
                 <w:i w:val="0"/>
                 <w:sz w:val="22"/>
               </w:rPr>
+              <w:t>I</w:t>
             </w:r>
           </w:p>
         </w:tc>
@@ -560,6 +561,7 @@
                 <w:i w:val="0"/>
                 <w:sz w:val="22"/>
               </w:rPr>
+              <w:t>obligatoryjny</w:t>
             </w:r>
           </w:p>
         </w:tc>

--- a/public/assets/files/niestacjonarne/SWB.docx
+++ b/public/assets/files/niestacjonarne/SWB.docx
@@ -681,12 +681,22 @@
         <w:tblW w:w="5000" w:type="pct"/>
       </w:tblPr>
       <w:tblGrid>
-        <w:gridCol w:w="9972"/>
+        <w:gridCol w:w="997"/>
+        <w:gridCol w:w="997"/>
+        <w:gridCol w:w="997"/>
+        <w:gridCol w:w="997"/>
+        <w:gridCol w:w="997"/>
+        <w:gridCol w:w="997"/>
+        <w:gridCol w:w="997"/>
+        <w:gridCol w:w="997"/>
+        <w:gridCol w:w="997"/>
+        <w:gridCol w:w="997"/>
       </w:tblGrid>
       <w:tr>
         <w:tc>
           <w:tcPr>
-            <w:tcW w:type="dxa" w:w="9972"/>
+            <w:tcW w:type="dxa" w:w="9970"/>
+            <w:gridSpan w:val="10"/>
             <w:shd w:val="clear" w:color="auto" w:fill="D9D9D9"/>
           </w:tcPr>
           <w:p>
@@ -705,31 +715,34 @@
           </w:p>
         </w:tc>
       </w:tr>
-    </w:tbl>
-    <w:tbl>
-      <w:tblPr>
-        <w:tblW w:type="auto" w:w="0"/>
-        <w:tblLook w:firstColumn="1" w:firstRow="1" w:lastColumn="0" w:lastRow="0" w:noHBand="0" w:noVBand="1" w:val="04A0"/>
-        <w:tblBorders>
-          <w:top w:val="single" w:sz="4" w:space="0" w:color="000000"/>
-          <w:left w:val="single" w:sz="4" w:space="0" w:color="000000"/>
-          <w:bottom w:val="single" w:sz="4" w:space="0" w:color="000000"/>
-          <w:right w:val="single" w:sz="4" w:space="0" w:color="000000"/>
-          <w:insideH w:val="single" w:sz="4" w:space="0" w:color="000000"/>
-          <w:insideV w:val="single" w:sz="4" w:space="0" w:color="000000"/>
-        </w:tblBorders>
-        <w:tblW w:w="5000" w:type="pct"/>
-      </w:tblPr>
-      <w:tblGrid>
-        <w:gridCol w:w="2493"/>
-        <w:gridCol w:w="2493"/>
-        <w:gridCol w:w="2493"/>
-        <w:gridCol w:w="2493"/>
-      </w:tblGrid>
       <w:tr>
         <w:tc>
           <w:tcPr>
-            <w:tcW w:type="dxa" w:w="2493"/>
+            <w:tcW w:type="dxa" w:w="9970"/>
+            <w:gridSpan w:val="10"/>
+            <w:shd w:val="clear" w:color="auto" w:fill="D9D9D9"/>
+          </w:tcPr>
+          <w:p>
+            <w:pPr>
+              <w:spacing w:before="20" w:after="20"/>
+            </w:pPr>
+            <w:r>
+              <w:rPr>
+                <w:rFonts w:ascii="Aptos" w:hAnsi="Aptos"/>
+                <w:b w:val="0"/>
+                <w:i w:val="0"/>
+                <w:sz w:val="16"/>
+              </w:rPr>
+              <w:t>Wymiar godzinowy (liczba godzin w semestrze)</w:t>
+            </w:r>
+          </w:p>
+        </w:tc>
+      </w:tr>
+      <w:tr>
+        <w:tc>
+          <w:tcPr>
+            <w:tcW w:type="dxa" w:w="1994"/>
+            <w:gridSpan w:val="2"/>
             <w:shd w:val="clear" w:color="auto" w:fill="D9D9D9"/>
           </w:tcPr>
           <w:p>
@@ -749,7 +762,8 @@
         </w:tc>
         <w:tc>
           <w:tcPr>
-            <w:tcW w:type="dxa" w:w="2493"/>
+            <w:tcW w:type="dxa" w:w="2991"/>
+            <w:gridSpan w:val="3"/>
             <w:shd w:val="clear" w:color="auto" w:fill="D9D9D9"/>
           </w:tcPr>
           <w:p>
@@ -769,7 +783,8 @@
         </w:tc>
         <w:tc>
           <w:tcPr>
-            <w:tcW w:type="dxa" w:w="2493"/>
+            <w:tcW w:type="dxa" w:w="2991"/>
+            <w:gridSpan w:val="3"/>
             <w:shd w:val="clear" w:color="auto" w:fill="D9D9D9"/>
           </w:tcPr>
           <w:p>
@@ -789,7 +804,8 @@
         </w:tc>
         <w:tc>
           <w:tcPr>
-            <w:tcW w:type="dxa" w:w="2493"/>
+            <w:tcW w:type="dxa" w:w="1994"/>
+            <w:gridSpan w:val="2"/>
             <w:shd w:val="clear" w:color="auto" w:fill="D9D9D9"/>
           </w:tcPr>
           <w:p>
@@ -811,7 +827,8 @@
       <w:tr>
         <w:tc>
           <w:tcPr>
-            <w:tcW w:type="dxa" w:w="2493"/>
+            <w:tcW w:type="dxa" w:w="1994"/>
+            <w:gridSpan w:val="2"/>
           </w:tcPr>
           <w:p>
             <w:pPr>
@@ -830,7 +847,8 @@
         </w:tc>
         <w:tc>
           <w:tcPr>
-            <w:tcW w:type="dxa" w:w="2493"/>
+            <w:tcW w:type="dxa" w:w="2991"/>
+            <w:gridSpan w:val="3"/>
           </w:tcPr>
           <w:p>
             <w:pPr>
@@ -849,7 +867,8 @@
         </w:tc>
         <w:tc>
           <w:tcPr>
-            <w:tcW w:type="dxa" w:w="2493"/>
+            <w:tcW w:type="dxa" w:w="2991"/>
+            <w:gridSpan w:val="3"/>
           </w:tcPr>
           <w:p>
             <w:pPr>
@@ -868,7 +887,8 @@
         </w:tc>
         <w:tc>
           <w:tcPr>
-            <w:tcW w:type="dxa" w:w="2493"/>
+            <w:tcW w:type="dxa" w:w="1994"/>
+            <w:gridSpan w:val="2"/>
           </w:tcPr>
           <w:p>
             <w:pPr>
@@ -886,30 +906,34 @@
           </w:p>
         </w:tc>
       </w:tr>
-    </w:tbl>
-    <w:tbl>
-      <w:tblPr>
-        <w:tblW w:type="auto" w:w="0"/>
-        <w:tblLook w:firstColumn="1" w:firstRow="1" w:lastColumn="0" w:lastRow="0" w:noHBand="0" w:noVBand="1" w:val="04A0"/>
-        <w:tblBorders>
-          <w:top w:val="single" w:sz="4" w:space="0" w:color="000000"/>
-          <w:left w:val="single" w:sz="4" w:space="0" w:color="000000"/>
-          <w:bottom w:val="single" w:sz="4" w:space="0" w:color="000000"/>
-          <w:right w:val="single" w:sz="4" w:space="0" w:color="000000"/>
-          <w:insideH w:val="single" w:sz="4" w:space="0" w:color="000000"/>
-          <w:insideV w:val="single" w:sz="4" w:space="0" w:color="000000"/>
-        </w:tblBorders>
-        <w:tblW w:w="5000" w:type="pct"/>
-      </w:tblPr>
-      <w:tblGrid>
-        <w:gridCol w:w="3324"/>
-        <w:gridCol w:w="3324"/>
-        <w:gridCol w:w="3324"/>
-      </w:tblGrid>
       <w:tr>
         <w:tc>
           <w:tcPr>
-            <w:tcW w:type="dxa" w:w="3324"/>
+            <w:tcW w:type="dxa" w:w="9970"/>
+            <w:gridSpan w:val="10"/>
+            <w:shd w:val="clear" w:color="auto" w:fill="D9D9D9"/>
+          </w:tcPr>
+          <w:p>
+            <w:pPr>
+              <w:spacing w:before="20" w:after="20"/>
+            </w:pPr>
+            <w:r>
+              <w:rPr>
+                <w:rFonts w:ascii="Aptos" w:hAnsi="Aptos"/>
+                <w:b/>
+                <w:i w:val="0"/>
+                <w:sz w:val="22"/>
+              </w:rPr>
+              <w:t>Bilans ECTS</w:t>
+            </w:r>
+          </w:p>
+        </w:tc>
+      </w:tr>
+      <w:tr>
+        <w:tc>
+          <w:tcPr>
+            <w:tcW w:type="dxa" w:w="4985"/>
+            <w:gridSpan w:val="5"/>
             <w:shd w:val="clear" w:color="auto" w:fill="D9D9D9"/>
           </w:tcPr>
           <w:p>
@@ -929,7 +953,8 @@
         </w:tc>
         <w:tc>
           <w:tcPr>
-            <w:tcW w:type="dxa" w:w="3324"/>
+            <w:tcW w:type="dxa" w:w="2991"/>
+            <w:gridSpan w:val="3"/>
             <w:shd w:val="clear" w:color="auto" w:fill="D9D9D9"/>
           </w:tcPr>
           <w:p>
@@ -949,7 +974,8 @@
         </w:tc>
         <w:tc>
           <w:tcPr>
-            <w:tcW w:type="dxa" w:w="3324"/>
+            <w:tcW w:type="dxa" w:w="1994"/>
+            <w:gridSpan w:val="2"/>
             <w:shd w:val="clear" w:color="auto" w:fill="D9D9D9"/>
           </w:tcPr>
           <w:p>
@@ -971,7 +997,8 @@
       <w:tr>
         <w:tc>
           <w:tcPr>
-            <w:tcW w:type="dxa" w:w="3324"/>
+            <w:tcW w:type="dxa" w:w="4985"/>
+            <w:gridSpan w:val="5"/>
           </w:tcPr>
           <w:p>
             <w:pPr>
@@ -990,7 +1017,8 @@
         </w:tc>
         <w:tc>
           <w:tcPr>
-            <w:tcW w:type="dxa" w:w="3324"/>
+            <w:tcW w:type="dxa" w:w="2991"/>
+            <w:gridSpan w:val="3"/>
           </w:tcPr>
           <w:p>
             <w:pPr>
@@ -1009,7 +1037,8 @@
         </w:tc>
         <w:tc>
           <w:tcPr>
-            <w:tcW w:type="dxa" w:w="3324"/>
+            <w:tcW w:type="dxa" w:w="1994"/>
+            <w:gridSpan w:val="2"/>
           </w:tcPr>
           <w:p>
             <w:pPr>
@@ -1030,7 +1059,8 @@
       <w:tr>
         <w:tc>
           <w:tcPr>
-            <w:tcW w:type="dxa" w:w="3324"/>
+            <w:tcW w:type="dxa" w:w="4985"/>
+            <w:gridSpan w:val="5"/>
           </w:tcPr>
           <w:p>
             <w:pPr>
@@ -1049,7 +1079,8 @@
         </w:tc>
         <w:tc>
           <w:tcPr>
-            <w:tcW w:type="dxa" w:w="3324"/>
+            <w:tcW w:type="dxa" w:w="2991"/>
+            <w:gridSpan w:val="3"/>
           </w:tcPr>
           <w:p>
             <w:pPr>
@@ -1068,7 +1099,8 @@
         </w:tc>
         <w:tc>
           <w:tcPr>
-            <w:tcW w:type="dxa" w:w="3324"/>
+            <w:tcW w:type="dxa" w:w="1994"/>
+            <w:gridSpan w:val="2"/>
           </w:tcPr>
           <w:p>
             <w:pPr>
@@ -1089,7 +1121,29 @@
       <w:tr>
         <w:tc>
           <w:tcPr>
-            <w:tcW w:type="dxa" w:w="3324"/>
+            <w:tcW w:type="dxa" w:w="4985"/>
+            <w:gridSpan w:val="5"/>
+            <w:shd w:val="clear" w:color="auto" w:fill="D9D9D9"/>
+          </w:tcPr>
+          <w:p>
+            <w:pPr>
+              <w:spacing w:before="20" w:after="20"/>
+            </w:pPr>
+            <w:r>
+              <w:rPr>
+                <w:rFonts w:ascii="Aptos" w:hAnsi="Aptos"/>
+                <w:b/>
+                <w:i w:val="0"/>
+                <w:sz w:val="16"/>
+              </w:rPr>
+              <w:t>Opis samodzielnej pracy studenta</w:t>
+            </w:r>
+          </w:p>
+        </w:tc>
+        <w:tc>
+          <w:tcPr>
+            <w:tcW w:type="dxa" w:w="4985"/>
+            <w:gridSpan w:val="5"/>
           </w:tcPr>
           <w:p>
             <w:pPr>
@@ -1102,45 +1156,6 @@
                 <w:i w:val="0"/>
                 <w:sz w:val="22"/>
               </w:rPr>
-              <w:t>Suma</w:t>
-            </w:r>
-          </w:p>
-        </w:tc>
-        <w:tc>
-          <w:tcPr>
-            <w:tcW w:type="dxa" w:w="3324"/>
-          </w:tcPr>
-          <w:p>
-            <w:pPr>
-              <w:spacing w:before="20" w:after="20"/>
-            </w:pPr>
-            <w:r>
-              <w:rPr>
-                <w:rFonts w:ascii="Aptos" w:hAnsi="Aptos"/>
-                <w:b w:val="0"/>
-                <w:i w:val="0"/>
-                <w:sz w:val="22"/>
-              </w:rPr>
-              <w:t>100</w:t>
-            </w:r>
-          </w:p>
-        </w:tc>
-        <w:tc>
-          <w:tcPr>
-            <w:tcW w:type="dxa" w:w="3324"/>
-          </w:tcPr>
-          <w:p>
-            <w:pPr>
-              <w:spacing w:before="20" w:after="20"/>
-            </w:pPr>
-            <w:r>
-              <w:rPr>
-                <w:rFonts w:ascii="Aptos" w:hAnsi="Aptos"/>
-                <w:b w:val="0"/>
-                <w:i w:val="0"/>
-                <w:sz w:val="22"/>
-              </w:rPr>
-              <w:t>4</w:t>
             </w:r>
           </w:p>
         </w:tc>
@@ -1856,14 +1871,14 @@
         <w:tblW w:w="5000" w:type="pct"/>
       </w:tblPr>
       <w:tblGrid>
-        <w:gridCol w:w="3324"/>
-        <w:gridCol w:w="3324"/>
-        <w:gridCol w:w="3324"/>
+        <w:gridCol w:w="680"/>
+        <w:gridCol w:w="4536"/>
+        <w:gridCol w:w="4252"/>
       </w:tblGrid>
       <w:tr>
         <w:tc>
           <w:tcPr>
-            <w:tcW w:type="dxa" w:w="9972"/>
+            <w:tcW w:type="dxa" w:w="9468"/>
             <w:gridSpan w:val="3"/>
             <w:shd w:val="clear" w:color="auto" w:fill="D9D9D9"/>
           </w:tcPr>
@@ -1886,7 +1901,7 @@
       <w:tr>
         <w:tc>
           <w:tcPr>
-            <w:tcW w:type="dxa" w:w="3324"/>
+            <w:tcW w:type="dxa" w:w="680"/>
             <w:shd w:val="clear" w:color="auto" w:fill="D9D9D9"/>
           </w:tcPr>
           <w:p>
@@ -1906,7 +1921,7 @@
         </w:tc>
         <w:tc>
           <w:tcPr>
-            <w:tcW w:type="dxa" w:w="3324"/>
+            <w:tcW w:type="dxa" w:w="4536"/>
             <w:shd w:val="clear" w:color="auto" w:fill="D9D9D9"/>
           </w:tcPr>
           <w:p>
@@ -1926,7 +1941,7 @@
         </w:tc>
         <w:tc>
           <w:tcPr>
-            <w:tcW w:type="dxa" w:w="3324"/>
+            <w:tcW w:type="dxa" w:w="4252"/>
             <w:shd w:val="clear" w:color="auto" w:fill="D9D9D9"/>
           </w:tcPr>
           <w:p>
@@ -1948,7 +1963,7 @@
       <w:tr>
         <w:tc>
           <w:tcPr>
-            <w:tcW w:type="dxa" w:w="3324"/>
+            <w:tcW w:type="dxa" w:w="680"/>
           </w:tcPr>
           <w:p>
             <w:pPr>
@@ -1967,7 +1982,7 @@
         </w:tc>
         <w:tc>
           <w:tcPr>
-            <w:tcW w:type="dxa" w:w="3324"/>
+            <w:tcW w:type="dxa" w:w="4536"/>
           </w:tcPr>
           <w:p>
             <w:pPr>
@@ -1986,7 +2001,7 @@
         </w:tc>
         <w:tc>
           <w:tcPr>
-            <w:tcW w:type="dxa" w:w="3324"/>
+            <w:tcW w:type="dxa" w:w="4252"/>
           </w:tcPr>
           <w:p>
             <w:pPr>
@@ -2006,7 +2021,7 @@
       <w:tr>
         <w:tc>
           <w:tcPr>
-            <w:tcW w:type="dxa" w:w="3324"/>
+            <w:tcW w:type="dxa" w:w="680"/>
           </w:tcPr>
           <w:p>
             <w:pPr>
@@ -2025,7 +2040,7 @@
         </w:tc>
         <w:tc>
           <w:tcPr>
-            <w:tcW w:type="dxa" w:w="3324"/>
+            <w:tcW w:type="dxa" w:w="4536"/>
           </w:tcPr>
           <w:p>
             <w:pPr>
@@ -2044,7 +2059,7 @@
         </w:tc>
         <w:tc>
           <w:tcPr>
-            <w:tcW w:type="dxa" w:w="3324"/>
+            <w:tcW w:type="dxa" w:w="4252"/>
           </w:tcPr>
           <w:p>
             <w:pPr>
@@ -2064,7 +2079,7 @@
       <w:tr>
         <w:tc>
           <w:tcPr>
-            <w:tcW w:type="dxa" w:w="3324"/>
+            <w:tcW w:type="dxa" w:w="680"/>
           </w:tcPr>
           <w:p>
             <w:pPr>
@@ -2083,7 +2098,7 @@
         </w:tc>
         <w:tc>
           <w:tcPr>
-            <w:tcW w:type="dxa" w:w="3324"/>
+            <w:tcW w:type="dxa" w:w="4536"/>
           </w:tcPr>
           <w:p>
             <w:pPr>
@@ -2102,7 +2117,7 @@
         </w:tc>
         <w:tc>
           <w:tcPr>
-            <w:tcW w:type="dxa" w:w="3324"/>
+            <w:tcW w:type="dxa" w:w="4252"/>
           </w:tcPr>
           <w:p>
             <w:pPr>
@@ -2122,7 +2137,7 @@
       <w:tr>
         <w:tc>
           <w:tcPr>
-            <w:tcW w:type="dxa" w:w="3324"/>
+            <w:tcW w:type="dxa" w:w="680"/>
           </w:tcPr>
           <w:p>
             <w:pPr>
@@ -2141,7 +2156,7 @@
         </w:tc>
         <w:tc>
           <w:tcPr>
-            <w:tcW w:type="dxa" w:w="3324"/>
+            <w:tcW w:type="dxa" w:w="4536"/>
           </w:tcPr>
           <w:p>
             <w:pPr>
@@ -2160,7 +2175,7 @@
         </w:tc>
         <w:tc>
           <w:tcPr>
-            <w:tcW w:type="dxa" w:w="3324"/>
+            <w:tcW w:type="dxa" w:w="4252"/>
           </w:tcPr>
           <w:p>
             <w:pPr>
@@ -2180,7 +2195,7 @@
       <w:tr>
         <w:tc>
           <w:tcPr>
-            <w:tcW w:type="dxa" w:w="3324"/>
+            <w:tcW w:type="dxa" w:w="680"/>
           </w:tcPr>
           <w:p>
             <w:pPr>
@@ -2199,7 +2214,7 @@
         </w:tc>
         <w:tc>
           <w:tcPr>
-            <w:tcW w:type="dxa" w:w="3324"/>
+            <w:tcW w:type="dxa" w:w="4536"/>
           </w:tcPr>
           <w:p>
             <w:pPr>
@@ -2218,7 +2233,7 @@
         </w:tc>
         <w:tc>
           <w:tcPr>
-            <w:tcW w:type="dxa" w:w="3324"/>
+            <w:tcW w:type="dxa" w:w="4252"/>
           </w:tcPr>
           <w:p>
             <w:pPr>
@@ -2238,7 +2253,7 @@
       <w:tr>
         <w:tc>
           <w:tcPr>
-            <w:tcW w:type="dxa" w:w="3324"/>
+            <w:tcW w:type="dxa" w:w="680"/>
           </w:tcPr>
           <w:p>
             <w:pPr>
@@ -2257,7 +2272,7 @@
         </w:tc>
         <w:tc>
           <w:tcPr>
-            <w:tcW w:type="dxa" w:w="3324"/>
+            <w:tcW w:type="dxa" w:w="4536"/>
           </w:tcPr>
           <w:p>
             <w:pPr>
@@ -2276,7 +2291,7 @@
         </w:tc>
         <w:tc>
           <w:tcPr>
-            <w:tcW w:type="dxa" w:w="3324"/>
+            <w:tcW w:type="dxa" w:w="4252"/>
           </w:tcPr>
           <w:p>
             <w:pPr>
@@ -2296,7 +2311,7 @@
       <w:tr>
         <w:tc>
           <w:tcPr>
-            <w:tcW w:type="dxa" w:w="3324"/>
+            <w:tcW w:type="dxa" w:w="680"/>
           </w:tcPr>
           <w:p>
             <w:pPr>
@@ -2315,7 +2330,7 @@
         </w:tc>
         <w:tc>
           <w:tcPr>
-            <w:tcW w:type="dxa" w:w="3324"/>
+            <w:tcW w:type="dxa" w:w="4536"/>
           </w:tcPr>
           <w:p>
             <w:pPr>
@@ -2334,7 +2349,7 @@
         </w:tc>
         <w:tc>
           <w:tcPr>
-            <w:tcW w:type="dxa" w:w="3324"/>
+            <w:tcW w:type="dxa" w:w="4252"/>
           </w:tcPr>
           <w:p>
             <w:pPr>
@@ -2354,7 +2369,7 @@
       <w:tr>
         <w:tc>
           <w:tcPr>
-            <w:tcW w:type="dxa" w:w="3324"/>
+            <w:tcW w:type="dxa" w:w="680"/>
           </w:tcPr>
           <w:p>
             <w:pPr>
@@ -2373,7 +2388,7 @@
         </w:tc>
         <w:tc>
           <w:tcPr>
-            <w:tcW w:type="dxa" w:w="3324"/>
+            <w:tcW w:type="dxa" w:w="4536"/>
           </w:tcPr>
           <w:p>
             <w:pPr>
@@ -2392,7 +2407,7 @@
         </w:tc>
         <w:tc>
           <w:tcPr>
-            <w:tcW w:type="dxa" w:w="3324"/>
+            <w:tcW w:type="dxa" w:w="4252"/>
           </w:tcPr>
           <w:p>
             <w:pPr>
@@ -2412,7 +2427,7 @@
       <w:tr>
         <w:tc>
           <w:tcPr>
-            <w:tcW w:type="dxa" w:w="3324"/>
+            <w:tcW w:type="dxa" w:w="680"/>
           </w:tcPr>
           <w:p>
             <w:pPr>
@@ -2431,7 +2446,7 @@
         </w:tc>
         <w:tc>
           <w:tcPr>
-            <w:tcW w:type="dxa" w:w="3324"/>
+            <w:tcW w:type="dxa" w:w="4536"/>
           </w:tcPr>
           <w:p>
             <w:pPr>
@@ -2450,7 +2465,7 @@
         </w:tc>
         <w:tc>
           <w:tcPr>
-            <w:tcW w:type="dxa" w:w="3324"/>
+            <w:tcW w:type="dxa" w:w="4252"/>
           </w:tcPr>
           <w:p>
             <w:pPr>
@@ -2470,7 +2485,7 @@
       <w:tr>
         <w:tc>
           <w:tcPr>
-            <w:tcW w:type="dxa" w:w="3324"/>
+            <w:tcW w:type="dxa" w:w="680"/>
           </w:tcPr>
           <w:p>
             <w:pPr>
@@ -2489,7 +2504,7 @@
         </w:tc>
         <w:tc>
           <w:tcPr>
-            <w:tcW w:type="dxa" w:w="3324"/>
+            <w:tcW w:type="dxa" w:w="4536"/>
           </w:tcPr>
           <w:p>
             <w:pPr>
@@ -2508,7 +2523,7 @@
         </w:tc>
         <w:tc>
           <w:tcPr>
-            <w:tcW w:type="dxa" w:w="3324"/>
+            <w:tcW w:type="dxa" w:w="4252"/>
           </w:tcPr>
           <w:p>
             <w:pPr>
@@ -2528,7 +2543,7 @@
       <w:tr>
         <w:tc>
           <w:tcPr>
-            <w:tcW w:type="dxa" w:w="3324"/>
+            <w:tcW w:type="dxa" w:w="680"/>
           </w:tcPr>
           <w:p>
             <w:pPr>
@@ -2547,7 +2562,7 @@
         </w:tc>
         <w:tc>
           <w:tcPr>
-            <w:tcW w:type="dxa" w:w="3324"/>
+            <w:tcW w:type="dxa" w:w="4536"/>
           </w:tcPr>
           <w:p>
             <w:pPr>
@@ -2566,7 +2581,7 @@
         </w:tc>
         <w:tc>
           <w:tcPr>
-            <w:tcW w:type="dxa" w:w="3324"/>
+            <w:tcW w:type="dxa" w:w="4252"/>
           </w:tcPr>
           <w:p>
             <w:pPr>
@@ -2586,7 +2601,7 @@
       <w:tr>
         <w:tc>
           <w:tcPr>
-            <w:tcW w:type="dxa" w:w="3324"/>
+            <w:tcW w:type="dxa" w:w="680"/>
           </w:tcPr>
           <w:p>
             <w:pPr>
@@ -2605,7 +2620,7 @@
         </w:tc>
         <w:tc>
           <w:tcPr>
-            <w:tcW w:type="dxa" w:w="3324"/>
+            <w:tcW w:type="dxa" w:w="4536"/>
           </w:tcPr>
           <w:p>
             <w:pPr>
@@ -2624,7 +2639,7 @@
         </w:tc>
         <w:tc>
           <w:tcPr>
-            <w:tcW w:type="dxa" w:w="3324"/>
+            <w:tcW w:type="dxa" w:w="4252"/>
           </w:tcPr>
           <w:p>
             <w:pPr>
@@ -2644,7 +2659,7 @@
       <w:tr>
         <w:tc>
           <w:tcPr>
-            <w:tcW w:type="dxa" w:w="3324"/>
+            <w:tcW w:type="dxa" w:w="680"/>
           </w:tcPr>
           <w:p>
             <w:pPr>
@@ -2663,7 +2678,7 @@
         </w:tc>
         <w:tc>
           <w:tcPr>
-            <w:tcW w:type="dxa" w:w="3324"/>
+            <w:tcW w:type="dxa" w:w="4536"/>
           </w:tcPr>
           <w:p>
             <w:pPr>
@@ -2682,7 +2697,7 @@
         </w:tc>
         <w:tc>
           <w:tcPr>
-            <w:tcW w:type="dxa" w:w="3324"/>
+            <w:tcW w:type="dxa" w:w="4252"/>
           </w:tcPr>
           <w:p>
             <w:pPr>
@@ -2702,7 +2717,7 @@
       <w:tr>
         <w:tc>
           <w:tcPr>
-            <w:tcW w:type="dxa" w:w="3324"/>
+            <w:tcW w:type="dxa" w:w="680"/>
           </w:tcPr>
           <w:p>
             <w:pPr>
@@ -2721,7 +2736,7 @@
         </w:tc>
         <w:tc>
           <w:tcPr>
-            <w:tcW w:type="dxa" w:w="3324"/>
+            <w:tcW w:type="dxa" w:w="4536"/>
           </w:tcPr>
           <w:p>
             <w:pPr>
@@ -2740,7 +2755,7 @@
         </w:tc>
         <w:tc>
           <w:tcPr>
-            <w:tcW w:type="dxa" w:w="3324"/>
+            <w:tcW w:type="dxa" w:w="4252"/>
           </w:tcPr>
           <w:p>
             <w:pPr>
@@ -2760,7 +2775,7 @@
       <w:tr>
         <w:tc>
           <w:tcPr>
-            <w:tcW w:type="dxa" w:w="3324"/>
+            <w:tcW w:type="dxa" w:w="680"/>
           </w:tcPr>
           <w:p>
             <w:pPr>
@@ -2779,7 +2794,7 @@
         </w:tc>
         <w:tc>
           <w:tcPr>
-            <w:tcW w:type="dxa" w:w="3324"/>
+            <w:tcW w:type="dxa" w:w="4536"/>
           </w:tcPr>
           <w:p>
             <w:pPr>
@@ -2798,7 +2813,7 @@
         </w:tc>
         <w:tc>
           <w:tcPr>
-            <w:tcW w:type="dxa" w:w="3324"/>
+            <w:tcW w:type="dxa" w:w="4252"/>
           </w:tcPr>
           <w:p>
             <w:pPr>
@@ -2818,7 +2833,7 @@
       <w:tr>
         <w:tc>
           <w:tcPr>
-            <w:tcW w:type="dxa" w:w="3324"/>
+            <w:tcW w:type="dxa" w:w="680"/>
           </w:tcPr>
           <w:p>
             <w:pPr>
@@ -2837,7 +2852,7 @@
         </w:tc>
         <w:tc>
           <w:tcPr>
-            <w:tcW w:type="dxa" w:w="3324"/>
+            <w:tcW w:type="dxa" w:w="4536"/>
           </w:tcPr>
           <w:p>
             <w:pPr>
@@ -2856,7 +2871,7 @@
         </w:tc>
         <w:tc>
           <w:tcPr>
-            <w:tcW w:type="dxa" w:w="3324"/>
+            <w:tcW w:type="dxa" w:w="4252"/>
           </w:tcPr>
           <w:p>
             <w:pPr>
@@ -2876,7 +2891,7 @@
       <w:tr>
         <w:tc>
           <w:tcPr>
-            <w:tcW w:type="dxa" w:w="3324"/>
+            <w:tcW w:type="dxa" w:w="680"/>
           </w:tcPr>
           <w:p>
             <w:pPr>
@@ -2895,7 +2910,7 @@
         </w:tc>
         <w:tc>
           <w:tcPr>
-            <w:tcW w:type="dxa" w:w="3324"/>
+            <w:tcW w:type="dxa" w:w="4536"/>
           </w:tcPr>
           <w:p>
             <w:pPr>
@@ -2914,7 +2929,7 @@
         </w:tc>
         <w:tc>
           <w:tcPr>
-            <w:tcW w:type="dxa" w:w="3324"/>
+            <w:tcW w:type="dxa" w:w="4252"/>
           </w:tcPr>
           <w:p>
             <w:pPr>
@@ -2934,7 +2949,7 @@
       <w:tr>
         <w:tc>
           <w:tcPr>
-            <w:tcW w:type="dxa" w:w="3324"/>
+            <w:tcW w:type="dxa" w:w="680"/>
           </w:tcPr>
           <w:p>
             <w:pPr>
@@ -2953,7 +2968,7 @@
         </w:tc>
         <w:tc>
           <w:tcPr>
-            <w:tcW w:type="dxa" w:w="3324"/>
+            <w:tcW w:type="dxa" w:w="4536"/>
           </w:tcPr>
           <w:p>
             <w:pPr>
@@ -2972,7 +2987,7 @@
         </w:tc>
         <w:tc>
           <w:tcPr>
-            <w:tcW w:type="dxa" w:w="3324"/>
+            <w:tcW w:type="dxa" w:w="4252"/>
           </w:tcPr>
           <w:p>
             <w:pPr>
@@ -2992,7 +3007,7 @@
       <w:tr>
         <w:tc>
           <w:tcPr>
-            <w:tcW w:type="dxa" w:w="3324"/>
+            <w:tcW w:type="dxa" w:w="680"/>
           </w:tcPr>
           <w:p>
             <w:pPr>
@@ -3011,7 +3026,7 @@
         </w:tc>
         <w:tc>
           <w:tcPr>
-            <w:tcW w:type="dxa" w:w="3324"/>
+            <w:tcW w:type="dxa" w:w="4536"/>
           </w:tcPr>
           <w:p>
             <w:pPr>
@@ -3030,7 +3045,7 @@
         </w:tc>
         <w:tc>
           <w:tcPr>
-            <w:tcW w:type="dxa" w:w="3324"/>
+            <w:tcW w:type="dxa" w:w="4252"/>
           </w:tcPr>
           <w:p>
             <w:pPr>
@@ -3050,7 +3065,7 @@
       <w:tr>
         <w:tc>
           <w:tcPr>
-            <w:tcW w:type="dxa" w:w="3324"/>
+            <w:tcW w:type="dxa" w:w="680"/>
           </w:tcPr>
           <w:p>
             <w:pPr>
@@ -3069,7 +3084,7 @@
         </w:tc>
         <w:tc>
           <w:tcPr>
-            <w:tcW w:type="dxa" w:w="3324"/>
+            <w:tcW w:type="dxa" w:w="4536"/>
           </w:tcPr>
           <w:p>
             <w:pPr>
@@ -3088,7 +3103,7 @@
         </w:tc>
         <w:tc>
           <w:tcPr>
-            <w:tcW w:type="dxa" w:w="3324"/>
+            <w:tcW w:type="dxa" w:w="4252"/>
           </w:tcPr>
           <w:p>
             <w:pPr>
@@ -3108,7 +3123,7 @@
       <w:tr>
         <w:tc>
           <w:tcPr>
-            <w:tcW w:type="dxa" w:w="3324"/>
+            <w:tcW w:type="dxa" w:w="680"/>
           </w:tcPr>
           <w:p>
             <w:pPr>
@@ -3127,7 +3142,7 @@
         </w:tc>
         <w:tc>
           <w:tcPr>
-            <w:tcW w:type="dxa" w:w="3324"/>
+            <w:tcW w:type="dxa" w:w="4536"/>
           </w:tcPr>
           <w:p>
             <w:pPr>
@@ -3146,7 +3161,7 @@
         </w:tc>
         <w:tc>
           <w:tcPr>
-            <w:tcW w:type="dxa" w:w="3324"/>
+            <w:tcW w:type="dxa" w:w="4252"/>
           </w:tcPr>
           <w:p>
             <w:pPr>
@@ -3166,7 +3181,7 @@
       <w:tr>
         <w:tc>
           <w:tcPr>
-            <w:tcW w:type="dxa" w:w="3324"/>
+            <w:tcW w:type="dxa" w:w="680"/>
           </w:tcPr>
           <w:p>
             <w:pPr>
@@ -3185,7 +3200,7 @@
         </w:tc>
         <w:tc>
           <w:tcPr>
-            <w:tcW w:type="dxa" w:w="3324"/>
+            <w:tcW w:type="dxa" w:w="4536"/>
           </w:tcPr>
           <w:p>
             <w:pPr>
@@ -3204,7 +3219,7 @@
         </w:tc>
         <w:tc>
           <w:tcPr>
-            <w:tcW w:type="dxa" w:w="3324"/>
+            <w:tcW w:type="dxa" w:w="4252"/>
           </w:tcPr>
           <w:p>
             <w:pPr>
@@ -3224,7 +3239,7 @@
       <w:tr>
         <w:tc>
           <w:tcPr>
-            <w:tcW w:type="dxa" w:w="3324"/>
+            <w:tcW w:type="dxa" w:w="680"/>
           </w:tcPr>
           <w:p>
             <w:pPr>
@@ -3243,7 +3258,7 @@
         </w:tc>
         <w:tc>
           <w:tcPr>
-            <w:tcW w:type="dxa" w:w="3324"/>
+            <w:tcW w:type="dxa" w:w="4536"/>
           </w:tcPr>
           <w:p>
             <w:pPr>
@@ -3262,7 +3277,7 @@
         </w:tc>
         <w:tc>
           <w:tcPr>
-            <w:tcW w:type="dxa" w:w="3324"/>
+            <w:tcW w:type="dxa" w:w="4252"/>
           </w:tcPr>
           <w:p>
             <w:pPr>
@@ -3282,7 +3297,7 @@
       <w:tr>
         <w:tc>
           <w:tcPr>
-            <w:tcW w:type="dxa" w:w="3324"/>
+            <w:tcW w:type="dxa" w:w="680"/>
           </w:tcPr>
           <w:p>
             <w:pPr>
@@ -3301,7 +3316,7 @@
         </w:tc>
         <w:tc>
           <w:tcPr>
-            <w:tcW w:type="dxa" w:w="3324"/>
+            <w:tcW w:type="dxa" w:w="4536"/>
           </w:tcPr>
           <w:p>
             <w:pPr>
@@ -3320,7 +3335,7 @@
         </w:tc>
         <w:tc>
           <w:tcPr>
-            <w:tcW w:type="dxa" w:w="3324"/>
+            <w:tcW w:type="dxa" w:w="4252"/>
           </w:tcPr>
           <w:p>
             <w:pPr>
@@ -3340,7 +3355,7 @@
       <w:tr>
         <w:tc>
           <w:tcPr>
-            <w:tcW w:type="dxa" w:w="3324"/>
+            <w:tcW w:type="dxa" w:w="680"/>
           </w:tcPr>
           <w:p>
             <w:pPr>
@@ -3359,7 +3374,7 @@
         </w:tc>
         <w:tc>
           <w:tcPr>
-            <w:tcW w:type="dxa" w:w="3324"/>
+            <w:tcW w:type="dxa" w:w="4536"/>
           </w:tcPr>
           <w:p>
             <w:pPr>
@@ -3378,7 +3393,7 @@
         </w:tc>
         <w:tc>
           <w:tcPr>
-            <w:tcW w:type="dxa" w:w="3324"/>
+            <w:tcW w:type="dxa" w:w="4252"/>
           </w:tcPr>
           <w:p>
             <w:pPr>
@@ -3398,7 +3413,7 @@
       <w:tr>
         <w:tc>
           <w:tcPr>
-            <w:tcW w:type="dxa" w:w="3324"/>
+            <w:tcW w:type="dxa" w:w="680"/>
           </w:tcPr>
           <w:p>
             <w:pPr>
@@ -3417,7 +3432,7 @@
         </w:tc>
         <w:tc>
           <w:tcPr>
-            <w:tcW w:type="dxa" w:w="3324"/>
+            <w:tcW w:type="dxa" w:w="4536"/>
           </w:tcPr>
           <w:p>
             <w:pPr>
@@ -3436,7 +3451,7 @@
         </w:tc>
         <w:tc>
           <w:tcPr>
-            <w:tcW w:type="dxa" w:w="3324"/>
+            <w:tcW w:type="dxa" w:w="4252"/>
           </w:tcPr>
           <w:p>
             <w:pPr>
@@ -3456,7 +3471,7 @@
       <w:tr>
         <w:tc>
           <w:tcPr>
-            <w:tcW w:type="dxa" w:w="3324"/>
+            <w:tcW w:type="dxa" w:w="680"/>
           </w:tcPr>
           <w:p>
             <w:pPr>
@@ -3475,7 +3490,7 @@
         </w:tc>
         <w:tc>
           <w:tcPr>
-            <w:tcW w:type="dxa" w:w="3324"/>
+            <w:tcW w:type="dxa" w:w="4536"/>
           </w:tcPr>
           <w:p>
             <w:pPr>
@@ -3494,7 +3509,7 @@
         </w:tc>
         <w:tc>
           <w:tcPr>
-            <w:tcW w:type="dxa" w:w="3324"/>
+            <w:tcW w:type="dxa" w:w="4252"/>
           </w:tcPr>
           <w:p>
             <w:pPr>
@@ -3514,7 +3529,7 @@
       <w:tr>
         <w:tc>
           <w:tcPr>
-            <w:tcW w:type="dxa" w:w="3324"/>
+            <w:tcW w:type="dxa" w:w="680"/>
           </w:tcPr>
           <w:p>
             <w:pPr>
@@ -3533,7 +3548,7 @@
         </w:tc>
         <w:tc>
           <w:tcPr>
-            <w:tcW w:type="dxa" w:w="3324"/>
+            <w:tcW w:type="dxa" w:w="4536"/>
           </w:tcPr>
           <w:p>
             <w:pPr>
@@ -3552,7 +3567,7 @@
         </w:tc>
         <w:tc>
           <w:tcPr>
-            <w:tcW w:type="dxa" w:w="3324"/>
+            <w:tcW w:type="dxa" w:w="4252"/>
           </w:tcPr>
           <w:p>
             <w:pPr>
@@ -3572,7 +3587,7 @@
       <w:tr>
         <w:tc>
           <w:tcPr>
-            <w:tcW w:type="dxa" w:w="3324"/>
+            <w:tcW w:type="dxa" w:w="680"/>
           </w:tcPr>
           <w:p>
             <w:pPr>
@@ -3591,7 +3606,7 @@
         </w:tc>
         <w:tc>
           <w:tcPr>
-            <w:tcW w:type="dxa" w:w="3324"/>
+            <w:tcW w:type="dxa" w:w="4536"/>
           </w:tcPr>
           <w:p>
             <w:pPr>
@@ -3610,7 +3625,7 @@
         </w:tc>
         <w:tc>
           <w:tcPr>
-            <w:tcW w:type="dxa" w:w="3324"/>
+            <w:tcW w:type="dxa" w:w="4252"/>
           </w:tcPr>
           <w:p>
             <w:pPr>
@@ -3630,7 +3645,7 @@
       <w:tr>
         <w:tc>
           <w:tcPr>
-            <w:tcW w:type="dxa" w:w="3324"/>
+            <w:tcW w:type="dxa" w:w="680"/>
           </w:tcPr>
           <w:p>
             <w:pPr>
@@ -3649,7 +3664,7 @@
         </w:tc>
         <w:tc>
           <w:tcPr>
-            <w:tcW w:type="dxa" w:w="3324"/>
+            <w:tcW w:type="dxa" w:w="4536"/>
           </w:tcPr>
           <w:p>
             <w:pPr>
@@ -3668,7 +3683,7 @@
         </w:tc>
         <w:tc>
           <w:tcPr>
-            <w:tcW w:type="dxa" w:w="3324"/>
+            <w:tcW w:type="dxa" w:w="4252"/>
           </w:tcPr>
           <w:p>
             <w:pPr>
@@ -4027,6 +4042,7 @@
                 <w:i w:val="0"/>
                 <w:sz w:val="22"/>
               </w:rPr>
+              <w:t>rozwiązywanie zadań; studia przypadków z bazy studiów przypadków opracowanych przez firmy MŚP lub będące efektem staży; warsztaty; Kryteria oceny; Ocena praktycznego zastosowania kwestii omawianych na wykładach. Studenci otrzymują zadania praktyczne do wykonania podczas zajęć (do zdobycia maks. 25 punktów, z gradacją 0.5 p.) oraz zadanie indywidualne (do zdobycia maks. 25 punktów) – w sumie 50 punktów. Zajęcia zalicza otrzymanie co najmniej 25 punktów.</w:t>
             </w:r>
           </w:p>
         </w:tc>
@@ -4085,6 +4101,7 @@
                 <w:i w:val="0"/>
                 <w:sz w:val="22"/>
               </w:rPr>
+              <w:t>rozwiązywanie zadań; studia przypadków z bazy studiów przypadków opracowanych przez firmy MŚP lub będące efektem staży; warsztaty; Kryteria oceny; Ocena praktycznego zastosowania kwestii omawianych na wykładach. Studenci otrzymują zadania praktyczne do wykonania podczas zajęć (do zdobycia maks. 25 punktów, z gradacją 0.5 p.) oraz zadanie indywidualne (do zdobycia maks. 25 punktów) – w sumie 50 punktów. Zajęcia zalicza otrzymanie co najmniej 25 punktów.</w:t>
             </w:r>
           </w:p>
         </w:tc>
@@ -4248,6 +4265,7 @@
                 <w:i w:val="0"/>
                 <w:sz w:val="22"/>
               </w:rPr>
+              <w:t>rozwiązywanie zadań; studia przypadków z bazy studiów przypadków opracowanych przez firmy MŚP lub będące efektem staży; warsztaty; Kryteria oceny; Ocena praktycznego zastosowania kwestii omawianych na wykładach. Studenci otrzymują zadania praktyczne do wykonania podczas zajęć (do zdobycia maks. 25 punktów, z gradacją 0.5 p.) oraz zadanie indywidualne (do zdobycia maks. 25 punktów) – w sumie 50 punktów. Zajęcia zalicza otrzymanie co najmniej 25 punktów.</w:t>
             </w:r>
           </w:p>
         </w:tc>
@@ -4305,6 +4323,7 @@
                 <w:i w:val="0"/>
                 <w:sz w:val="22"/>
               </w:rPr>
+              <w:t>rozwiązywanie zadań; studia przypadków z bazy studiów przypadków opracowanych przez firmy MŚP lub będące efektem staży; warsztaty; Kryteria oceny; Ocena praktycznego zastosowania kwestii omawianych na wykładach. Studenci otrzymują zadania praktyczne do wykonania podczas zajęć (do zdobycia maks. 25 punktów, z gradacją 0.5 p.) oraz zadanie indywidualne (do zdobycia maks. 25 punktów) – w sumie 50 punktów. Zajęcia zalicza otrzymanie co najmniej 25 punktów.</w:t>
             </w:r>
           </w:p>
         </w:tc>
@@ -4467,6 +4486,7 @@
                 <w:i w:val="0"/>
                 <w:sz w:val="22"/>
               </w:rPr>
+              <w:t>rozwiązywanie zadań; studia przypadków z bazy studiów przypadków opracowanych przez firmy MŚP lub będące efektem staży; warsztaty; Kryteria oceny; Ocena praktycznego zastosowania kwestii omawianych na wykładach. Studenci otrzymują zadania praktyczne do wykonania podczas zajęć (do zdobycia maks. 25 punktów, z gradacją 0.5 p.) oraz zadanie indywidualne (do zdobycia maks. 25 punktów) – w sumie 50 punktów. Zajęcia zalicza otrzymanie co najmniej 25 punktów.</w:t>
             </w:r>
           </w:p>
         </w:tc>
@@ -4524,6 +4544,7 @@
                 <w:i w:val="0"/>
                 <w:sz w:val="22"/>
               </w:rPr>
+              <w:t>rozwiązywanie zadań; studia przypadków z bazy studiów przypadków opracowanych przez firmy MŚP lub będące efektem staży; warsztaty; Kryteria oceny; Ocena praktycznego zastosowania kwestii omawianych na wykładach. Studenci otrzymują zadania praktyczne do wykonania podczas zajęć (do zdobycia maks. 25 punktów, z gradacją 0.5 p.) oraz zadanie indywidualne (do zdobycia maks. 25 punktów) – w sumie 50 punktów. Zajęcia zalicza otrzymanie co najmniej 25 punktów.</w:t>
             </w:r>
           </w:p>
         </w:tc>
@@ -4629,62 +4650,6 @@
                 <w:sz w:val="16"/>
               </w:rPr>
               <w:t>Wyposażenie specjalistyczne konieczne do realizacji przedmiotu</w:t>
-            </w:r>
-          </w:p>
-        </w:tc>
-      </w:tr>
-      <w:tr>
-        <w:tc>
-          <w:tcPr>
-            <w:tcW w:type="dxa" w:w="3324"/>
-          </w:tcPr>
-          <w:p>
-            <w:pPr>
-              <w:spacing w:before="20" w:after="20"/>
-            </w:pPr>
-            <w:r>
-              <w:rPr>
-                <w:rFonts w:ascii="Aptos" w:hAnsi="Aptos"/>
-                <w:b w:val="0"/>
-                <w:i w:val="0"/>
-                <w:sz w:val="22"/>
-              </w:rPr>
-            </w:r>
-          </w:p>
-        </w:tc>
-        <w:tc>
-          <w:tcPr>
-            <w:tcW w:type="dxa" w:w="3324"/>
-          </w:tcPr>
-          <w:p>
-            <w:pPr>
-              <w:spacing w:before="20" w:after="20"/>
-            </w:pPr>
-            <w:r>
-              <w:rPr>
-                <w:rFonts w:ascii="Aptos" w:hAnsi="Aptos"/>
-                <w:b w:val="0"/>
-                <w:i w:val="0"/>
-                <w:sz w:val="22"/>
-              </w:rPr>
-            </w:r>
-          </w:p>
-        </w:tc>
-        <w:tc>
-          <w:tcPr>
-            <w:tcW w:type="dxa" w:w="3324"/>
-          </w:tcPr>
-          <w:p>
-            <w:pPr>
-              <w:spacing w:before="20" w:after="20"/>
-            </w:pPr>
-            <w:r>
-              <w:rPr>
-                <w:rFonts w:ascii="Aptos" w:hAnsi="Aptos"/>
-                <w:b w:val="0"/>
-                <w:i w:val="0"/>
-                <w:sz w:val="22"/>
-              </w:rPr>
             </w:r>
           </w:p>
         </w:tc>

--- a/public/assets/files/niestacjonarne/SWB.docx
+++ b/public/assets/files/niestacjonarne/SWB.docx
@@ -1156,6 +1156,7 @@
                 <w:i w:val="0"/>
                 <w:sz w:val="22"/>
               </w:rPr>
+              <w:t>Samodzielne zadania praktyczne z systemów wbudowanych; realizacja zadania indywidualnego; programowanie mikrokontrolerów i integracja z peryferiami.</w:t>
             </w:r>
           </w:p>
         </w:tc>
@@ -1266,7 +1267,97 @@
           <w:tcPr>
             <w:tcW w:type="dxa" w:w="9972"/>
           </w:tcPr>
-          <w:p/>
+          <w:p>
+            <w:pPr>
+              <w:spacing w:before="20" w:after="20"/>
+            </w:pPr>
+            <w:r>
+              <w:rPr>
+                <w:rFonts w:ascii="Aptos" w:hAnsi="Aptos"/>
+                <w:b/>
+                <w:sz w:val="22"/>
+              </w:rPr>
+              <w:t>Wykład:</w:t>
+            </w:r>
+          </w:p>
+          <w:p>
+            <w:pPr>
+              <w:spacing w:before="20" w:after="20"/>
+            </w:pPr>
+            <w:r>
+              <w:rPr>
+                <w:rFonts w:ascii="Aptos" w:hAnsi="Aptos"/>
+                <w:b w:val="0"/>
+                <w:sz w:val="22"/>
+              </w:rPr>
+              <w:t>• wykład z prezentacją multimedialną</w:t>
+            </w:r>
+          </w:p>
+          <w:p>
+            <w:pPr>
+              <w:spacing w:before="20" w:after="20"/>
+            </w:pPr>
+            <w:r>
+              <w:rPr>
+                <w:rFonts w:ascii="Aptos" w:hAnsi="Aptos"/>
+                <w:b w:val="0"/>
+                <w:sz w:val="22"/>
+              </w:rPr>
+              <w:t>• wykład z prezentacją oprogramowania</w:t>
+            </w:r>
+          </w:p>
+          <w:p>
+            <w:pPr>
+              <w:spacing w:before="20" w:after="20"/>
+            </w:pPr>
+            <w:r>
+              <w:rPr>
+                <w:rFonts w:ascii="Aptos" w:hAnsi="Aptos"/>
+                <w:b/>
+                <w:sz w:val="22"/>
+              </w:rPr>
+              <w:t>Ćwiczenia / Laboratorium:</w:t>
+            </w:r>
+          </w:p>
+          <w:p>
+            <w:pPr>
+              <w:spacing w:before="20" w:after="20"/>
+            </w:pPr>
+            <w:r>
+              <w:rPr>
+                <w:rFonts w:ascii="Aptos" w:hAnsi="Aptos"/>
+                <w:b w:val="0"/>
+                <w:sz w:val="22"/>
+              </w:rPr>
+              <w:t>• rozwiązywanie zadań</w:t>
+            </w:r>
+          </w:p>
+          <w:p>
+            <w:pPr>
+              <w:spacing w:before="20" w:after="20"/>
+            </w:pPr>
+            <w:r>
+              <w:rPr>
+                <w:rFonts w:ascii="Aptos" w:hAnsi="Aptos"/>
+                <w:b w:val="0"/>
+                <w:sz w:val="22"/>
+              </w:rPr>
+              <w:t>• studia przypadków z bazy studiów przypadków opracowanych przez firmy MŚP lub będące efektem staży</w:t>
+            </w:r>
+          </w:p>
+          <w:p>
+            <w:pPr>
+              <w:spacing w:before="20" w:after="20"/>
+            </w:pPr>
+            <w:r>
+              <w:rPr>
+                <w:rFonts w:ascii="Aptos" w:hAnsi="Aptos"/>
+                <w:b w:val="0"/>
+                <w:sz w:val="22"/>
+              </w:rPr>
+              <w:t>• warsztaty</w:t>
+            </w:r>
+          </w:p>
         </w:tc>
       </w:tr>
     </w:tbl>
@@ -1517,55 +1608,7 @@
                 <w:rFonts w:ascii="Aptos" w:hAnsi="Aptos"/>
                 <w:sz w:val="22"/>
               </w:rPr>
-              <w:t>1. rozwiązywanie zadań</w:t>
-            </w:r>
-          </w:p>
-          <w:p>
-            <w:pPr>
-              <w:spacing w:before="20" w:after="20"/>
-            </w:pPr>
-            <w:r>
-              <w:rPr>
-                <w:rFonts w:ascii="Aptos" w:hAnsi="Aptos"/>
-                <w:sz w:val="22"/>
-              </w:rPr>
-              <w:t>2. studia przypadków z bazy studiów przypadków opracowanych przez firmy MŚP lub będące efektem staży</w:t>
-            </w:r>
-          </w:p>
-          <w:p>
-            <w:pPr>
-              <w:spacing w:before="20" w:after="20"/>
-            </w:pPr>
-            <w:r>
-              <w:rPr>
-                <w:rFonts w:ascii="Aptos" w:hAnsi="Aptos"/>
-                <w:sz w:val="22"/>
-              </w:rPr>
-              <w:t>3. warsztaty</w:t>
-            </w:r>
-          </w:p>
-          <w:p>
-            <w:pPr>
-              <w:spacing w:before="20" w:after="20"/>
-            </w:pPr>
-            <w:r>
-              <w:rPr>
-                <w:rFonts w:ascii="Aptos" w:hAnsi="Aptos"/>
-                <w:sz w:val="22"/>
-              </w:rPr>
-              <w:t>4. Kryteria oceny</w:t>
-            </w:r>
-          </w:p>
-          <w:p>
-            <w:pPr>
-              <w:spacing w:before="20" w:after="20"/>
-            </w:pPr>
-            <w:r>
-              <w:rPr>
-                <w:rFonts w:ascii="Aptos" w:hAnsi="Aptos"/>
-                <w:sz w:val="22"/>
-              </w:rPr>
-              <w:t>5. Ocena praktycznego zastosowania kwestii omawianych na wykładach. Studenci otrzymują zadania praktyczne do wykonania podczas zajęć (do zdobycia maks. 25 punktów, z gradacją 0.5 p.) oraz zadanie indywidualne (do zdobycia maks. 25 punktów) – w sumie 50 punktów. Zajęcia zalicza otrzymanie co najmniej 25 punktów.</w:t>
+              <w:t>1. kolokwium</w:t>
             </w:r>
           </w:p>
         </w:tc>
@@ -1582,7 +1625,7 @@
                 <w:rFonts w:ascii="Aptos" w:hAnsi="Aptos"/>
                 <w:sz w:val="22"/>
               </w:rPr>
-              <w:t>1. rozwiązywanie zadań</w:t>
+              <w:t>1. ocena pracy podczas ćwiczenia</w:t>
             </w:r>
           </w:p>
           <w:p>
@@ -1594,43 +1637,7 @@
                 <w:rFonts w:ascii="Aptos" w:hAnsi="Aptos"/>
                 <w:sz w:val="22"/>
               </w:rPr>
-              <w:t>2. studia przypadków z bazy studiów przypadków opracowanych przez firmy MŚP lub będące efektem staży</w:t>
-            </w:r>
-          </w:p>
-          <w:p>
-            <w:pPr>
-              <w:spacing w:before="20" w:after="20"/>
-            </w:pPr>
-            <w:r>
-              <w:rPr>
-                <w:rFonts w:ascii="Aptos" w:hAnsi="Aptos"/>
-                <w:sz w:val="22"/>
-              </w:rPr>
-              <w:t>3. warsztaty</w:t>
-            </w:r>
-          </w:p>
-          <w:p>
-            <w:pPr>
-              <w:spacing w:before="20" w:after="20"/>
-            </w:pPr>
-            <w:r>
-              <w:rPr>
-                <w:rFonts w:ascii="Aptos" w:hAnsi="Aptos"/>
-                <w:sz w:val="22"/>
-              </w:rPr>
-              <w:t>4. Kryteria oceny</w:t>
-            </w:r>
-          </w:p>
-          <w:p>
-            <w:pPr>
-              <w:spacing w:before="20" w:after="20"/>
-            </w:pPr>
-            <w:r>
-              <w:rPr>
-                <w:rFonts w:ascii="Aptos" w:hAnsi="Aptos"/>
-                <w:sz w:val="22"/>
-              </w:rPr>
-              <w:t>5. Ocena praktycznego zastosowania kwestii omawianych na wykładach. Studenci otrzymują zadania praktyczne do wykonania podczas zajęć (do zdobycia maks. 25 punktów, z gradacją 0.5 p.) oraz zadanie indywidualne (do zdobycia maks. 25 punktów) – w sumie 50 punktów. Zajęcia zalicza otrzymanie co najmniej 25 punktów.</w:t>
+              <w:t>2. ocena sporządzonego oprogramowania</w:t>
             </w:r>
           </w:p>
         </w:tc>
@@ -4042,7 +4049,7 @@
                 <w:i w:val="0"/>
                 <w:sz w:val="22"/>
               </w:rPr>
-              <w:t>rozwiązywanie zadań; studia przypadków z bazy studiów przypadków opracowanych przez firmy MŚP lub będące efektem staży; warsztaty; Kryteria oceny; Ocena praktycznego zastosowania kwestii omawianych na wykładach. Studenci otrzymują zadania praktyczne do wykonania podczas zajęć (do zdobycia maks. 25 punktów, z gradacją 0.5 p.) oraz zadanie indywidualne (do zdobycia maks. 25 punktów) – w sumie 50 punktów. Zajęcia zalicza otrzymanie co najmniej 25 punktów.</w:t>
+              <w:t>kolokwium; ocena pracy podczas ćwiczenia; ocena sporządzonego oprogramowania</w:t>
             </w:r>
           </w:p>
         </w:tc>
@@ -4101,7 +4108,7 @@
                 <w:i w:val="0"/>
                 <w:sz w:val="22"/>
               </w:rPr>
-              <w:t>rozwiązywanie zadań; studia przypadków z bazy studiów przypadków opracowanych przez firmy MŚP lub będące efektem staży; warsztaty; Kryteria oceny; Ocena praktycznego zastosowania kwestii omawianych na wykładach. Studenci otrzymują zadania praktyczne do wykonania podczas zajęć (do zdobycia maks. 25 punktów, z gradacją 0.5 p.) oraz zadanie indywidualne (do zdobycia maks. 25 punktów) – w sumie 50 punktów. Zajęcia zalicza otrzymanie co najmniej 25 punktów.</w:t>
+              <w:t>kolokwium; ocena pracy podczas ćwiczenia; ocena sporządzonego oprogramowania</w:t>
             </w:r>
           </w:p>
         </w:tc>
@@ -4265,7 +4272,7 @@
                 <w:i w:val="0"/>
                 <w:sz w:val="22"/>
               </w:rPr>
-              <w:t>rozwiązywanie zadań; studia przypadków z bazy studiów przypadków opracowanych przez firmy MŚP lub będące efektem staży; warsztaty; Kryteria oceny; Ocena praktycznego zastosowania kwestii omawianych na wykładach. Studenci otrzymują zadania praktyczne do wykonania podczas zajęć (do zdobycia maks. 25 punktów, z gradacją 0.5 p.) oraz zadanie indywidualne (do zdobycia maks. 25 punktów) – w sumie 50 punktów. Zajęcia zalicza otrzymanie co najmniej 25 punktów.</w:t>
+              <w:t>kolokwium; ocena pracy podczas ćwiczenia; ocena sporządzonego oprogramowania</w:t>
             </w:r>
           </w:p>
         </w:tc>
@@ -4323,7 +4330,7 @@
                 <w:i w:val="0"/>
                 <w:sz w:val="22"/>
               </w:rPr>
-              <w:t>rozwiązywanie zadań; studia przypadków z bazy studiów przypadków opracowanych przez firmy MŚP lub będące efektem staży; warsztaty; Kryteria oceny; Ocena praktycznego zastosowania kwestii omawianych na wykładach. Studenci otrzymują zadania praktyczne do wykonania podczas zajęć (do zdobycia maks. 25 punktów, z gradacją 0.5 p.) oraz zadanie indywidualne (do zdobycia maks. 25 punktów) – w sumie 50 punktów. Zajęcia zalicza otrzymanie co najmniej 25 punktów.</w:t>
+              <w:t>kolokwium; ocena pracy podczas ćwiczenia; ocena sporządzonego oprogramowania</w:t>
             </w:r>
           </w:p>
         </w:tc>
@@ -4486,7 +4493,7 @@
                 <w:i w:val="0"/>
                 <w:sz w:val="22"/>
               </w:rPr>
-              <w:t>rozwiązywanie zadań; studia przypadków z bazy studiów przypadków opracowanych przez firmy MŚP lub będące efektem staży; warsztaty; Kryteria oceny; Ocena praktycznego zastosowania kwestii omawianych na wykładach. Studenci otrzymują zadania praktyczne do wykonania podczas zajęć (do zdobycia maks. 25 punktów, z gradacją 0.5 p.) oraz zadanie indywidualne (do zdobycia maks. 25 punktów) – w sumie 50 punktów. Zajęcia zalicza otrzymanie co najmniej 25 punktów.</w:t>
+              <w:t>kolokwium; ocena pracy podczas ćwiczenia; ocena sporządzonego oprogramowania</w:t>
             </w:r>
           </w:p>
         </w:tc>
@@ -4544,7 +4551,7 @@
                 <w:i w:val="0"/>
                 <w:sz w:val="22"/>
               </w:rPr>
-              <w:t>rozwiązywanie zadań; studia przypadków z bazy studiów przypadków opracowanych przez firmy MŚP lub będące efektem staży; warsztaty; Kryteria oceny; Ocena praktycznego zastosowania kwestii omawianych na wykładach. Studenci otrzymują zadania praktyczne do wykonania podczas zajęć (do zdobycia maks. 25 punktów, z gradacją 0.5 p.) oraz zadanie indywidualne (do zdobycia maks. 25 punktów) – w sumie 50 punktów. Zajęcia zalicza otrzymanie co najmniej 25 punktów.</w:t>
+              <w:t>kolokwium; ocena pracy podczas ćwiczenia; ocena sporządzonego oprogramowania</w:t>
             </w:r>
           </w:p>
         </w:tc>

--- a/public/assets/files/niestacjonarne/SWB.docx
+++ b/public/assets/files/niestacjonarne/SWB.docx
@@ -4049,7 +4049,7 @@
                 <w:i w:val="0"/>
                 <w:sz w:val="22"/>
               </w:rPr>
-              <w:t>kolokwium; ocena pracy podczas ćwiczenia; ocena sporządzonego oprogramowania</w:t>
+              <w:t>kolokwium</w:t>
             </w:r>
           </w:p>
         </w:tc>
@@ -4108,7 +4108,7 @@
                 <w:i w:val="0"/>
                 <w:sz w:val="22"/>
               </w:rPr>
-              <w:t>kolokwium; ocena pracy podczas ćwiczenia; ocena sporządzonego oprogramowania</w:t>
+              <w:t>kolokwium</w:t>
             </w:r>
           </w:p>
         </w:tc>
@@ -4272,7 +4272,7 @@
                 <w:i w:val="0"/>
                 <w:sz w:val="22"/>
               </w:rPr>
-              <w:t>kolokwium; ocena pracy podczas ćwiczenia; ocena sporządzonego oprogramowania</w:t>
+              <w:t>ocena pracy podczas ćwiczenia, ocena sporządzonego oprogramowania</w:t>
             </w:r>
           </w:p>
         </w:tc>
@@ -4293,6 +4293,7 @@
                 <w:i w:val="0"/>
                 <w:sz w:val="22"/>
               </w:rPr>
+              <w:t>K_U33</w:t>
             </w:r>
           </w:p>
         </w:tc>
@@ -4330,7 +4331,7 @@
                 <w:i w:val="0"/>
                 <w:sz w:val="22"/>
               </w:rPr>
-              <w:t>kolokwium; ocena pracy podczas ćwiczenia; ocena sporządzonego oprogramowania</w:t>
+              <w:t>ocena pracy podczas ćwiczenia, ocena sporządzonego oprogramowania</w:t>
             </w:r>
           </w:p>
         </w:tc>
@@ -4456,6 +4457,7 @@
                 <w:i w:val="0"/>
                 <w:sz w:val="22"/>
               </w:rPr>
+              <w:t>K_K01</w:t>
             </w:r>
           </w:p>
         </w:tc>
@@ -4493,7 +4495,7 @@
                 <w:i w:val="0"/>
                 <w:sz w:val="22"/>
               </w:rPr>
-              <w:t>kolokwium; ocena pracy podczas ćwiczenia; ocena sporządzonego oprogramowania</w:t>
+              <w:t>ocena pracy podczas ćwiczenia, ocena sporządzonego oprogramowania</w:t>
             </w:r>
           </w:p>
         </w:tc>
@@ -4514,6 +4516,7 @@
                 <w:i w:val="0"/>
                 <w:sz w:val="22"/>
               </w:rPr>
+              <w:t>K_K03</w:t>
             </w:r>
           </w:p>
         </w:tc>
@@ -4551,7 +4554,7 @@
                 <w:i w:val="0"/>
                 <w:sz w:val="22"/>
               </w:rPr>
-              <w:t>kolokwium; ocena pracy podczas ćwiczenia; ocena sporządzonego oprogramowania</w:t>
+              <w:t>ocena pracy podczas ćwiczenia, ocena sporządzonego oprogramowania</w:t>
             </w:r>
           </w:p>
         </w:tc>

--- a/public/assets/files/niestacjonarne/SWB.docx
+++ b/public/assets/files/niestacjonarne/SWB.docx
@@ -1879,14 +1879,13 @@
       </w:tblPr>
       <w:tblGrid>
         <w:gridCol w:w="680"/>
-        <w:gridCol w:w="4536"/>
-        <w:gridCol w:w="4252"/>
+        <w:gridCol w:w="8788"/>
       </w:tblGrid>
       <w:tr>
         <w:tc>
           <w:tcPr>
             <w:tcW w:type="dxa" w:w="9468"/>
-            <w:gridSpan w:val="3"/>
+            <w:gridSpan w:val="2"/>
             <w:shd w:val="clear" w:color="auto" w:fill="D9D9D9"/>
           </w:tcPr>
           <w:p>
@@ -1928,7 +1927,7 @@
         </w:tc>
         <w:tc>
           <w:tcPr>
-            <w:tcW w:type="dxa" w:w="4536"/>
+            <w:tcW w:type="dxa" w:w="8788"/>
             <w:shd w:val="clear" w:color="auto" w:fill="D9D9D9"/>
           </w:tcPr>
           <w:p>
@@ -1942,27 +1941,7 @@
                 <w:i w:val="0"/>
                 <w:sz w:val="16"/>
               </w:rPr>
-              <w:t>Wykład</w:t>
-            </w:r>
-          </w:p>
-        </w:tc>
-        <w:tc>
-          <w:tcPr>
-            <w:tcW w:type="dxa" w:w="4252"/>
-            <w:shd w:val="clear" w:color="auto" w:fill="D9D9D9"/>
-          </w:tcPr>
-          <w:p>
-            <w:pPr>
-              <w:spacing w:before="20" w:after="20"/>
-            </w:pPr>
-            <w:r>
-              <w:rPr>
-                <w:rFonts w:ascii="Aptos" w:hAnsi="Aptos"/>
-                <w:b/>
-                <w:i w:val="0"/>
-                <w:sz w:val="16"/>
-              </w:rPr>
-              <w:t>Ćwiczenia / Laboratorium / Pracownia</w:t>
+              <w:t>Treści programowe</w:t>
             </w:r>
           </w:p>
         </w:tc>
@@ -1989,7 +1968,7 @@
         </w:tc>
         <w:tc>
           <w:tcPr>
-            <w:tcW w:type="dxa" w:w="4536"/>
+            <w:tcW w:type="dxa" w:w="8788"/>
           </w:tcPr>
           <w:p>
             <w:pPr>
@@ -2003,24 +1982,6 @@
                 <w:sz w:val="22"/>
               </w:rPr>
               <w:t>Zagadnienia ogólne</w:t>
-            </w:r>
-          </w:p>
-        </w:tc>
-        <w:tc>
-          <w:tcPr>
-            <w:tcW w:type="dxa" w:w="4252"/>
-          </w:tcPr>
-          <w:p>
-            <w:pPr>
-              <w:spacing w:before="20" w:after="20"/>
-            </w:pPr>
-            <w:r>
-              <w:rPr>
-                <w:rFonts w:ascii="Aptos" w:hAnsi="Aptos"/>
-                <w:b w:val="0"/>
-                <w:i w:val="0"/>
-                <w:sz w:val="22"/>
-              </w:rPr>
             </w:r>
           </w:p>
         </w:tc>
@@ -2047,7 +2008,7 @@
         </w:tc>
         <w:tc>
           <w:tcPr>
-            <w:tcW w:type="dxa" w:w="4536"/>
+            <w:tcW w:type="dxa" w:w="8788"/>
           </w:tcPr>
           <w:p>
             <w:pPr>
@@ -2061,24 +2022,6 @@
                 <w:sz w:val="22"/>
               </w:rPr>
               <w:t>• Definicja systemu wbudowanego, historia, zastosowania</w:t>
-            </w:r>
-          </w:p>
-        </w:tc>
-        <w:tc>
-          <w:tcPr>
-            <w:tcW w:type="dxa" w:w="4252"/>
-          </w:tcPr>
-          <w:p>
-            <w:pPr>
-              <w:spacing w:before="20" w:after="20"/>
-            </w:pPr>
-            <w:r>
-              <w:rPr>
-                <w:rFonts w:ascii="Aptos" w:hAnsi="Aptos"/>
-                <w:b w:val="0"/>
-                <w:i w:val="0"/>
-                <w:sz w:val="22"/>
-              </w:rPr>
             </w:r>
           </w:p>
         </w:tc>
@@ -2105,7 +2048,7 @@
         </w:tc>
         <w:tc>
           <w:tcPr>
-            <w:tcW w:type="dxa" w:w="4536"/>
+            <w:tcW w:type="dxa" w:w="8788"/>
           </w:tcPr>
           <w:p>
             <w:pPr>
@@ -2119,24 +2062,6 @@
                 <w:sz w:val="22"/>
               </w:rPr>
               <w:t>• Architektury mikroprocesorów i mikrokontrolerów. Rodziny mikrokontrolerów</w:t>
-            </w:r>
-          </w:p>
-        </w:tc>
-        <w:tc>
-          <w:tcPr>
-            <w:tcW w:type="dxa" w:w="4252"/>
-          </w:tcPr>
-          <w:p>
-            <w:pPr>
-              <w:spacing w:before="20" w:after="20"/>
-            </w:pPr>
-            <w:r>
-              <w:rPr>
-                <w:rFonts w:ascii="Aptos" w:hAnsi="Aptos"/>
-                <w:b w:val="0"/>
-                <w:i w:val="0"/>
-                <w:sz w:val="22"/>
-              </w:rPr>
             </w:r>
           </w:p>
         </w:tc>
@@ -2163,7 +2088,7 @@
         </w:tc>
         <w:tc>
           <w:tcPr>
-            <w:tcW w:type="dxa" w:w="4536"/>
+            <w:tcW w:type="dxa" w:w="8788"/>
           </w:tcPr>
           <w:p>
             <w:pPr>
@@ -2177,24 +2102,6 @@
                 <w:sz w:val="22"/>
               </w:rPr>
               <w:t>• Modelowanie systemów czasu rzeczywistego, system przerwań</w:t>
-            </w:r>
-          </w:p>
-        </w:tc>
-        <w:tc>
-          <w:tcPr>
-            <w:tcW w:type="dxa" w:w="4252"/>
-          </w:tcPr>
-          <w:p>
-            <w:pPr>
-              <w:spacing w:before="20" w:after="20"/>
-            </w:pPr>
-            <w:r>
-              <w:rPr>
-                <w:rFonts w:ascii="Aptos" w:hAnsi="Aptos"/>
-                <w:b w:val="0"/>
-                <w:i w:val="0"/>
-                <w:sz w:val="22"/>
-              </w:rPr>
             </w:r>
           </w:p>
         </w:tc>
@@ -2221,7 +2128,7 @@
         </w:tc>
         <w:tc>
           <w:tcPr>
-            <w:tcW w:type="dxa" w:w="4536"/>
+            <w:tcW w:type="dxa" w:w="8788"/>
           </w:tcPr>
           <w:p>
             <w:pPr>
@@ -2235,24 +2142,6 @@
                 <w:sz w:val="22"/>
               </w:rPr>
               <w:t>• Szyny komunikacyjne (SPI, I2C, 1-wire)</w:t>
-            </w:r>
-          </w:p>
-        </w:tc>
-        <w:tc>
-          <w:tcPr>
-            <w:tcW w:type="dxa" w:w="4252"/>
-          </w:tcPr>
-          <w:p>
-            <w:pPr>
-              <w:spacing w:before="20" w:after="20"/>
-            </w:pPr>
-            <w:r>
-              <w:rPr>
-                <w:rFonts w:ascii="Aptos" w:hAnsi="Aptos"/>
-                <w:b w:val="0"/>
-                <w:i w:val="0"/>
-                <w:sz w:val="22"/>
-              </w:rPr>
             </w:r>
           </w:p>
         </w:tc>
@@ -2279,7 +2168,7 @@
         </w:tc>
         <w:tc>
           <w:tcPr>
-            <w:tcW w:type="dxa" w:w="4536"/>
+            <w:tcW w:type="dxa" w:w="8788"/>
           </w:tcPr>
           <w:p>
             <w:pPr>
@@ -2293,24 +2182,6 @@
                 <w:sz w:val="22"/>
               </w:rPr>
               <w:t>• Systemy monitoringu domowego (Home Assistant, Domoticz itp.)</w:t>
-            </w:r>
-          </w:p>
-        </w:tc>
-        <w:tc>
-          <w:tcPr>
-            <w:tcW w:type="dxa" w:w="4252"/>
-          </w:tcPr>
-          <w:p>
-            <w:pPr>
-              <w:spacing w:before="20" w:after="20"/>
-            </w:pPr>
-            <w:r>
-              <w:rPr>
-                <w:rFonts w:ascii="Aptos" w:hAnsi="Aptos"/>
-                <w:b w:val="0"/>
-                <w:i w:val="0"/>
-                <w:sz w:val="22"/>
-              </w:rPr>
             </w:r>
           </w:p>
         </w:tc>
@@ -2337,7 +2208,7 @@
         </w:tc>
         <w:tc>
           <w:tcPr>
-            <w:tcW w:type="dxa" w:w="4536"/>
+            <w:tcW w:type="dxa" w:w="8788"/>
           </w:tcPr>
           <w:p>
             <w:pPr>
@@ -2351,24 +2222,6 @@
                 <w:sz w:val="22"/>
               </w:rPr>
               <w:t>• Wstęp do Internetu Rzeczy (IoT), protokoły komunikacyjne (ZigBee, Z-Wave, MQTT)</w:t>
-            </w:r>
-          </w:p>
-        </w:tc>
-        <w:tc>
-          <w:tcPr>
-            <w:tcW w:type="dxa" w:w="4252"/>
-          </w:tcPr>
-          <w:p>
-            <w:pPr>
-              <w:spacing w:before="20" w:after="20"/>
-            </w:pPr>
-            <w:r>
-              <w:rPr>
-                <w:rFonts w:ascii="Aptos" w:hAnsi="Aptos"/>
-                <w:b w:val="0"/>
-                <w:i w:val="0"/>
-                <w:sz w:val="22"/>
-              </w:rPr>
             </w:r>
           </w:p>
         </w:tc>
@@ -2395,7 +2248,7 @@
         </w:tc>
         <w:tc>
           <w:tcPr>
-            <w:tcW w:type="dxa" w:w="4536"/>
+            <w:tcW w:type="dxa" w:w="8788"/>
           </w:tcPr>
           <w:p>
             <w:pPr>
@@ -2409,24 +2262,6 @@
                 <w:sz w:val="22"/>
               </w:rPr>
               <w:t>• Przykładowe realizacje</w:t>
-            </w:r>
-          </w:p>
-        </w:tc>
-        <w:tc>
-          <w:tcPr>
-            <w:tcW w:type="dxa" w:w="4252"/>
-          </w:tcPr>
-          <w:p>
-            <w:pPr>
-              <w:spacing w:before="20" w:after="20"/>
-            </w:pPr>
-            <w:r>
-              <w:rPr>
-                <w:rFonts w:ascii="Aptos" w:hAnsi="Aptos"/>
-                <w:b w:val="0"/>
-                <w:i w:val="0"/>
-                <w:sz w:val="22"/>
-              </w:rPr>
             </w:r>
           </w:p>
         </w:tc>
@@ -2453,7 +2288,7 @@
         </w:tc>
         <w:tc>
           <w:tcPr>
-            <w:tcW w:type="dxa" w:w="4536"/>
+            <w:tcW w:type="dxa" w:w="8788"/>
           </w:tcPr>
           <w:p>
             <w:pPr>
@@ -2467,24 +2302,6 @@
                 <w:sz w:val="22"/>
               </w:rPr>
               <w:t>Omówienie wybranych platform sprzętowych</w:t>
-            </w:r>
-          </w:p>
-        </w:tc>
-        <w:tc>
-          <w:tcPr>
-            <w:tcW w:type="dxa" w:w="4252"/>
-          </w:tcPr>
-          <w:p>
-            <w:pPr>
-              <w:spacing w:before="20" w:after="20"/>
-            </w:pPr>
-            <w:r>
-              <w:rPr>
-                <w:rFonts w:ascii="Aptos" w:hAnsi="Aptos"/>
-                <w:b w:val="0"/>
-                <w:i w:val="0"/>
-                <w:sz w:val="22"/>
-              </w:rPr>
             </w:r>
           </w:p>
         </w:tc>
@@ -2511,7 +2328,7 @@
         </w:tc>
         <w:tc>
           <w:tcPr>
-            <w:tcW w:type="dxa" w:w="4536"/>
+            <w:tcW w:type="dxa" w:w="8788"/>
           </w:tcPr>
           <w:p>
             <w:pPr>
@@ -2525,24 +2342,6 @@
                 <w:sz w:val="22"/>
               </w:rPr>
               <w:t>• Arduino (Uno, Mega, Nano, Pro Mini itp.) – platforma oparta na 8-bitowych mikrokontrolerach z rodziny Atmel AVR</w:t>
-            </w:r>
-          </w:p>
-        </w:tc>
-        <w:tc>
-          <w:tcPr>
-            <w:tcW w:type="dxa" w:w="4252"/>
-          </w:tcPr>
-          <w:p>
-            <w:pPr>
-              <w:spacing w:before="20" w:after="20"/>
-            </w:pPr>
-            <w:r>
-              <w:rPr>
-                <w:rFonts w:ascii="Aptos" w:hAnsi="Aptos"/>
-                <w:b w:val="0"/>
-                <w:i w:val="0"/>
-                <w:sz w:val="22"/>
-              </w:rPr>
             </w:r>
           </w:p>
         </w:tc>
@@ -2569,7 +2368,7 @@
         </w:tc>
         <w:tc>
           <w:tcPr>
-            <w:tcW w:type="dxa" w:w="4536"/>
+            <w:tcW w:type="dxa" w:w="8788"/>
           </w:tcPr>
           <w:p>
             <w:pPr>
@@ -2583,24 +2382,6 @@
                 <w:sz w:val="22"/>
               </w:rPr>
               <w:t>• Raspberry Pi – rodzina 32/64-bitowych jednopłytkowych minikomputerów opartych na mikroprocesorach z rodziny ARM (11, Cortex)</w:t>
-            </w:r>
-          </w:p>
-        </w:tc>
-        <w:tc>
-          <w:tcPr>
-            <w:tcW w:type="dxa" w:w="4252"/>
-          </w:tcPr>
-          <w:p>
-            <w:pPr>
-              <w:spacing w:before="20" w:after="20"/>
-            </w:pPr>
-            <w:r>
-              <w:rPr>
-                <w:rFonts w:ascii="Aptos" w:hAnsi="Aptos"/>
-                <w:b w:val="0"/>
-                <w:i w:val="0"/>
-                <w:sz w:val="22"/>
-              </w:rPr>
             </w:r>
           </w:p>
         </w:tc>
@@ -2627,7 +2408,7 @@
         </w:tc>
         <w:tc>
           <w:tcPr>
-            <w:tcW w:type="dxa" w:w="4536"/>
+            <w:tcW w:type="dxa" w:w="8788"/>
           </w:tcPr>
           <w:p>
             <w:pPr>
@@ -2641,24 +2422,6 @@
                 <w:sz w:val="22"/>
               </w:rPr>
               <w:t>• ESP8266 / ESP32 – 32-bitowy mikrokontroler RISC z wbudowaną transmisją WiFi / Wifi+Bluetooth, przez co przydatny do połączenia systemu z siecią Internet</w:t>
-            </w:r>
-          </w:p>
-        </w:tc>
-        <w:tc>
-          <w:tcPr>
-            <w:tcW w:type="dxa" w:w="4252"/>
-          </w:tcPr>
-          <w:p>
-            <w:pPr>
-              <w:spacing w:before="20" w:after="20"/>
-            </w:pPr>
-            <w:r>
-              <w:rPr>
-                <w:rFonts w:ascii="Aptos" w:hAnsi="Aptos"/>
-                <w:b w:val="0"/>
-                <w:i w:val="0"/>
-                <w:sz w:val="22"/>
-              </w:rPr>
             </w:r>
           </w:p>
         </w:tc>
@@ -2685,7 +2448,7 @@
         </w:tc>
         <w:tc>
           <w:tcPr>
-            <w:tcW w:type="dxa" w:w="4536"/>
+            <w:tcW w:type="dxa" w:w="8788"/>
           </w:tcPr>
           <w:p>
             <w:pPr>
@@ -2699,24 +2462,6 @@
                 <w:sz w:val="22"/>
               </w:rPr>
               <w:t>• Raspberry Pi Pico – płytka mikrokontrolera, zbudowana na bazie chipu RP2040</w:t>
-            </w:r>
-          </w:p>
-        </w:tc>
-        <w:tc>
-          <w:tcPr>
-            <w:tcW w:type="dxa" w:w="4252"/>
-          </w:tcPr>
-          <w:p>
-            <w:pPr>
-              <w:spacing w:before="20" w:after="20"/>
-            </w:pPr>
-            <w:r>
-              <w:rPr>
-                <w:rFonts w:ascii="Aptos" w:hAnsi="Aptos"/>
-                <w:b w:val="0"/>
-                <w:i w:val="0"/>
-                <w:sz w:val="22"/>
-              </w:rPr>
             </w:r>
           </w:p>
         </w:tc>
@@ -2743,7 +2488,7 @@
         </w:tc>
         <w:tc>
           <w:tcPr>
-            <w:tcW w:type="dxa" w:w="4536"/>
+            <w:tcW w:type="dxa" w:w="8788"/>
           </w:tcPr>
           <w:p>
             <w:pPr>
@@ -2757,24 +2502,6 @@
                 <w:sz w:val="22"/>
               </w:rPr>
               <w:t>• STM32 – rodzina 32-bitowych mikrokontrolerów z rodziny ARM Cortex</w:t>
-            </w:r>
-          </w:p>
-        </w:tc>
-        <w:tc>
-          <w:tcPr>
-            <w:tcW w:type="dxa" w:w="4252"/>
-          </w:tcPr>
-          <w:p>
-            <w:pPr>
-              <w:spacing w:before="20" w:after="20"/>
-            </w:pPr>
-            <w:r>
-              <w:rPr>
-                <w:rFonts w:ascii="Aptos" w:hAnsi="Aptos"/>
-                <w:b w:val="0"/>
-                <w:i w:val="0"/>
-                <w:sz w:val="22"/>
-              </w:rPr>
             </w:r>
           </w:p>
         </w:tc>
@@ -2801,7 +2528,7 @@
         </w:tc>
         <w:tc>
           <w:tcPr>
-            <w:tcW w:type="dxa" w:w="4536"/>
+            <w:tcW w:type="dxa" w:w="8788"/>
           </w:tcPr>
           <w:p>
             <w:pPr>
@@ -2815,24 +2542,6 @@
                 <w:sz w:val="22"/>
               </w:rPr>
               <w:t>Omówienie wybranych języków programowania – w zakresie niezbędnym do programowania systemów wbudowanych</w:t>
-            </w:r>
-          </w:p>
-        </w:tc>
-        <w:tc>
-          <w:tcPr>
-            <w:tcW w:type="dxa" w:w="4252"/>
-          </w:tcPr>
-          <w:p>
-            <w:pPr>
-              <w:spacing w:before="20" w:after="20"/>
-            </w:pPr>
-            <w:r>
-              <w:rPr>
-                <w:rFonts w:ascii="Aptos" w:hAnsi="Aptos"/>
-                <w:b w:val="0"/>
-                <w:i w:val="0"/>
-                <w:sz w:val="22"/>
-              </w:rPr>
             </w:r>
           </w:p>
         </w:tc>
@@ -2859,7 +2568,7 @@
         </w:tc>
         <w:tc>
           <w:tcPr>
-            <w:tcW w:type="dxa" w:w="4536"/>
+            <w:tcW w:type="dxa" w:w="8788"/>
           </w:tcPr>
           <w:p>
             <w:pPr>
@@ -2873,24 +2582,6 @@
                 <w:sz w:val="22"/>
               </w:rPr>
               <w:t>• Pochodna języka C/C++ – programowanie Arduino / ESP8266 / ESP32</w:t>
-            </w:r>
-          </w:p>
-        </w:tc>
-        <w:tc>
-          <w:tcPr>
-            <w:tcW w:type="dxa" w:w="4252"/>
-          </w:tcPr>
-          <w:p>
-            <w:pPr>
-              <w:spacing w:before="20" w:after="20"/>
-            </w:pPr>
-            <w:r>
-              <w:rPr>
-                <w:rFonts w:ascii="Aptos" w:hAnsi="Aptos"/>
-                <w:b w:val="0"/>
-                <w:i w:val="0"/>
-                <w:sz w:val="22"/>
-              </w:rPr>
             </w:r>
           </w:p>
         </w:tc>
@@ -2917,7 +2608,7 @@
         </w:tc>
         <w:tc>
           <w:tcPr>
-            <w:tcW w:type="dxa" w:w="4536"/>
+            <w:tcW w:type="dxa" w:w="8788"/>
           </w:tcPr>
           <w:p>
             <w:pPr>
@@ -2931,24 +2622,6 @@
                 <w:sz w:val="22"/>
               </w:rPr>
               <w:t>• C/C++ – programowanie STM32</w:t>
-            </w:r>
-          </w:p>
-        </w:tc>
-        <w:tc>
-          <w:tcPr>
-            <w:tcW w:type="dxa" w:w="4252"/>
-          </w:tcPr>
-          <w:p>
-            <w:pPr>
-              <w:spacing w:before="20" w:after="20"/>
-            </w:pPr>
-            <w:r>
-              <w:rPr>
-                <w:rFonts w:ascii="Aptos" w:hAnsi="Aptos"/>
-                <w:b w:val="0"/>
-                <w:i w:val="0"/>
-                <w:sz w:val="22"/>
-              </w:rPr>
             </w:r>
           </w:p>
         </w:tc>
@@ -2975,7 +2648,7 @@
         </w:tc>
         <w:tc>
           <w:tcPr>
-            <w:tcW w:type="dxa" w:w="4536"/>
+            <w:tcW w:type="dxa" w:w="8788"/>
           </w:tcPr>
           <w:p>
             <w:pPr>
@@ -2989,24 +2662,6 @@
                 <w:sz w:val="22"/>
               </w:rPr>
               <w:t>• Python – skryptowy język ogólnego zastosowania, szczególnie wygodny w programowaniu dla Raspberry Pi, omówiony w kontekście wielowątkowości, sterowania zdalnymi urządzeniami i podstaw projektowania graficznego interfejsu użytkownika</w:t>
-            </w:r>
-          </w:p>
-        </w:tc>
-        <w:tc>
-          <w:tcPr>
-            <w:tcW w:type="dxa" w:w="4252"/>
-          </w:tcPr>
-          <w:p>
-            <w:pPr>
-              <w:spacing w:before="20" w:after="20"/>
-            </w:pPr>
-            <w:r>
-              <w:rPr>
-                <w:rFonts w:ascii="Aptos" w:hAnsi="Aptos"/>
-                <w:b w:val="0"/>
-                <w:i w:val="0"/>
-                <w:sz w:val="22"/>
-              </w:rPr>
             </w:r>
           </w:p>
         </w:tc>
@@ -3033,7 +2688,7 @@
         </w:tc>
         <w:tc>
           <w:tcPr>
-            <w:tcW w:type="dxa" w:w="4536"/>
+            <w:tcW w:type="dxa" w:w="8788"/>
           </w:tcPr>
           <w:p>
             <w:pPr>
@@ -3047,24 +2702,6 @@
                 <w:sz w:val="22"/>
               </w:rPr>
               <w:t>• MicroPython – wersja języka Python dla mikrokontrolerów – Raspberry Pi Pico</w:t>
-            </w:r>
-          </w:p>
-        </w:tc>
-        <w:tc>
-          <w:tcPr>
-            <w:tcW w:type="dxa" w:w="4252"/>
-          </w:tcPr>
-          <w:p>
-            <w:pPr>
-              <w:spacing w:before="20" w:after="20"/>
-            </w:pPr>
-            <w:r>
-              <w:rPr>
-                <w:rFonts w:ascii="Aptos" w:hAnsi="Aptos"/>
-                <w:b w:val="0"/>
-                <w:i w:val="0"/>
-                <w:sz w:val="22"/>
-              </w:rPr>
             </w:r>
           </w:p>
         </w:tc>
@@ -3091,7 +2728,7 @@
         </w:tc>
         <w:tc>
           <w:tcPr>
-            <w:tcW w:type="dxa" w:w="4536"/>
+            <w:tcW w:type="dxa" w:w="8788"/>
           </w:tcPr>
           <w:p>
             <w:pPr>
@@ -3105,24 +2742,6 @@
                 <w:sz w:val="22"/>
               </w:rPr>
               <w:t>Omówienie zasad funkcjonowania, podłączenia itp. osprzętu pomocniczego (5.5h)</w:t>
-            </w:r>
-          </w:p>
-        </w:tc>
-        <w:tc>
-          <w:tcPr>
-            <w:tcW w:type="dxa" w:w="4252"/>
-          </w:tcPr>
-          <w:p>
-            <w:pPr>
-              <w:spacing w:before="20" w:after="20"/>
-            </w:pPr>
-            <w:r>
-              <w:rPr>
-                <w:rFonts w:ascii="Aptos" w:hAnsi="Aptos"/>
-                <w:b w:val="0"/>
-                <w:i w:val="0"/>
-                <w:sz w:val="22"/>
-              </w:rPr>
             </w:r>
           </w:p>
         </w:tc>
@@ -3149,7 +2768,7 @@
         </w:tc>
         <w:tc>
           <w:tcPr>
-            <w:tcW w:type="dxa" w:w="4536"/>
+            <w:tcW w:type="dxa" w:w="8788"/>
           </w:tcPr>
           <w:p>
             <w:pPr>
@@ -3163,24 +2782,6 @@
                 <w:sz w:val="22"/>
               </w:rPr>
               <w:t>• Czujniki / sensory: termometry, barometry, czujniki odległości, deszczu, ruchu, koloru, dźwięku, urządzenia GPS, kamery itp.</w:t>
-            </w:r>
-          </w:p>
-        </w:tc>
-        <w:tc>
-          <w:tcPr>
-            <w:tcW w:type="dxa" w:w="4252"/>
-          </w:tcPr>
-          <w:p>
-            <w:pPr>
-              <w:spacing w:before="20" w:after="20"/>
-            </w:pPr>
-            <w:r>
-              <w:rPr>
-                <w:rFonts w:ascii="Aptos" w:hAnsi="Aptos"/>
-                <w:b w:val="0"/>
-                <w:i w:val="0"/>
-                <w:sz w:val="22"/>
-              </w:rPr>
             </w:r>
           </w:p>
         </w:tc>
@@ -3207,7 +2808,7 @@
         </w:tc>
         <w:tc>
           <w:tcPr>
-            <w:tcW w:type="dxa" w:w="4536"/>
+            <w:tcW w:type="dxa" w:w="8788"/>
           </w:tcPr>
           <w:p>
             <w:pPr>
@@ -3221,24 +2822,6 @@
                 <w:sz w:val="22"/>
               </w:rPr>
               <w:t>• Aktuatory / efektory / elementy wykonawcze: silniki, wyświetlacze LCD/LED/OLED itp.</w:t>
-            </w:r>
-          </w:p>
-        </w:tc>
-        <w:tc>
-          <w:tcPr>
-            <w:tcW w:type="dxa" w:w="4252"/>
-          </w:tcPr>
-          <w:p>
-            <w:pPr>
-              <w:spacing w:before="20" w:after="20"/>
-            </w:pPr>
-            <w:r>
-              <w:rPr>
-                <w:rFonts w:ascii="Aptos" w:hAnsi="Aptos"/>
-                <w:b w:val="0"/>
-                <w:i w:val="0"/>
-                <w:sz w:val="22"/>
-              </w:rPr>
             </w:r>
           </w:p>
         </w:tc>
@@ -3265,7 +2848,7 @@
         </w:tc>
         <w:tc>
           <w:tcPr>
-            <w:tcW w:type="dxa" w:w="4536"/>
+            <w:tcW w:type="dxa" w:w="8788"/>
           </w:tcPr>
           <w:p>
             <w:pPr>
@@ -3279,24 +2862,6 @@
                 <w:sz w:val="22"/>
               </w:rPr>
               <w:t>• Urządzenia do komunikacji: GSM, RFID/NFC itp.</w:t>
-            </w:r>
-          </w:p>
-        </w:tc>
-        <w:tc>
-          <w:tcPr>
-            <w:tcW w:type="dxa" w:w="4252"/>
-          </w:tcPr>
-          <w:p>
-            <w:pPr>
-              <w:spacing w:before="20" w:after="20"/>
-            </w:pPr>
-            <w:r>
-              <w:rPr>
-                <w:rFonts w:ascii="Aptos" w:hAnsi="Aptos"/>
-                <w:b w:val="0"/>
-                <w:i w:val="0"/>
-                <w:sz w:val="22"/>
-              </w:rPr>
             </w:r>
           </w:p>
         </w:tc>
@@ -3323,7 +2888,7 @@
         </w:tc>
         <w:tc>
           <w:tcPr>
-            <w:tcW w:type="dxa" w:w="4536"/>
+            <w:tcW w:type="dxa" w:w="8788"/>
           </w:tcPr>
           <w:p>
             <w:pPr>
@@ -3337,24 +2902,6 @@
                 <w:sz w:val="22"/>
               </w:rPr>
               <w:t>• Inne: zegary czasu rzeczywistego, konwertery napięć i poziomów logicznych itp.</w:t>
-            </w:r>
-          </w:p>
-        </w:tc>
-        <w:tc>
-          <w:tcPr>
-            <w:tcW w:type="dxa" w:w="4252"/>
-          </w:tcPr>
-          <w:p>
-            <w:pPr>
-              <w:spacing w:before="20" w:after="20"/>
-            </w:pPr>
-            <w:r>
-              <w:rPr>
-                <w:rFonts w:ascii="Aptos" w:hAnsi="Aptos"/>
-                <w:b w:val="0"/>
-                <w:i w:val="0"/>
-                <w:sz w:val="22"/>
-              </w:rPr>
             </w:r>
           </w:p>
         </w:tc>
@@ -3381,7 +2928,7 @@
         </w:tc>
         <w:tc>
           <w:tcPr>
-            <w:tcW w:type="dxa" w:w="4536"/>
+            <w:tcW w:type="dxa" w:w="8788"/>
           </w:tcPr>
           <w:p>
             <w:pPr>
@@ -3395,24 +2942,6 @@
                 <w:sz w:val="22"/>
               </w:rPr>
               <w:t>Omówienie wybranych środowisk programistycznych i narzędzi</w:t>
-            </w:r>
-          </w:p>
-        </w:tc>
-        <w:tc>
-          <w:tcPr>
-            <w:tcW w:type="dxa" w:w="4252"/>
-          </w:tcPr>
-          <w:p>
-            <w:pPr>
-              <w:spacing w:before="20" w:after="20"/>
-            </w:pPr>
-            <w:r>
-              <w:rPr>
-                <w:rFonts w:ascii="Aptos" w:hAnsi="Aptos"/>
-                <w:b w:val="0"/>
-                <w:i w:val="0"/>
-                <w:sz w:val="22"/>
-              </w:rPr>
             </w:r>
           </w:p>
         </w:tc>
@@ -3439,7 +2968,7 @@
         </w:tc>
         <w:tc>
           <w:tcPr>
-            <w:tcW w:type="dxa" w:w="4536"/>
+            <w:tcW w:type="dxa" w:w="8788"/>
           </w:tcPr>
           <w:p>
             <w:pPr>
@@ -3453,24 +2982,6 @@
                 <w:sz w:val="22"/>
               </w:rPr>
               <w:t>• Arduino IDE – środowisko programistyczne dla Arduino i ESP8266, wraz z niezbędnymi bibliotekami</w:t>
-            </w:r>
-          </w:p>
-        </w:tc>
-        <w:tc>
-          <w:tcPr>
-            <w:tcW w:type="dxa" w:w="4252"/>
-          </w:tcPr>
-          <w:p>
-            <w:pPr>
-              <w:spacing w:before="20" w:after="20"/>
-            </w:pPr>
-            <w:r>
-              <w:rPr>
-                <w:rFonts w:ascii="Aptos" w:hAnsi="Aptos"/>
-                <w:b w:val="0"/>
-                <w:i w:val="0"/>
-                <w:sz w:val="22"/>
-              </w:rPr>
             </w:r>
           </w:p>
         </w:tc>
@@ -3497,7 +3008,7 @@
         </w:tc>
         <w:tc>
           <w:tcPr>
-            <w:tcW w:type="dxa" w:w="4536"/>
+            <w:tcW w:type="dxa" w:w="8788"/>
           </w:tcPr>
           <w:p>
             <w:pPr>
@@ -3511,24 +3022,6 @@
                 <w:sz w:val="22"/>
               </w:rPr>
               <w:t>• TinkerCAD – serwis WWW do modelowania i symulowania urządzeń wbudowanych</w:t>
-            </w:r>
-          </w:p>
-        </w:tc>
-        <w:tc>
-          <w:tcPr>
-            <w:tcW w:type="dxa" w:w="4252"/>
-          </w:tcPr>
-          <w:p>
-            <w:pPr>
-              <w:spacing w:before="20" w:after="20"/>
-            </w:pPr>
-            <w:r>
-              <w:rPr>
-                <w:rFonts w:ascii="Aptos" w:hAnsi="Aptos"/>
-                <w:b w:val="0"/>
-                <w:i w:val="0"/>
-                <w:sz w:val="22"/>
-              </w:rPr>
             </w:r>
           </w:p>
         </w:tc>
@@ -3555,7 +3048,7 @@
         </w:tc>
         <w:tc>
           <w:tcPr>
-            <w:tcW w:type="dxa" w:w="4536"/>
+            <w:tcW w:type="dxa" w:w="8788"/>
           </w:tcPr>
           <w:p>
             <w:pPr>
@@ -3569,24 +3062,6 @@
                 <w:sz w:val="22"/>
               </w:rPr>
               <w:t>• Fritzing – projektowanie obwodów i układów</w:t>
-            </w:r>
-          </w:p>
-        </w:tc>
-        <w:tc>
-          <w:tcPr>
-            <w:tcW w:type="dxa" w:w="4252"/>
-          </w:tcPr>
-          <w:p>
-            <w:pPr>
-              <w:spacing w:before="20" w:after="20"/>
-            </w:pPr>
-            <w:r>
-              <w:rPr>
-                <w:rFonts w:ascii="Aptos" w:hAnsi="Aptos"/>
-                <w:b w:val="0"/>
-                <w:i w:val="0"/>
-                <w:sz w:val="22"/>
-              </w:rPr>
             </w:r>
           </w:p>
         </w:tc>
@@ -3613,7 +3088,7 @@
         </w:tc>
         <w:tc>
           <w:tcPr>
-            <w:tcW w:type="dxa" w:w="4536"/>
+            <w:tcW w:type="dxa" w:w="8788"/>
           </w:tcPr>
           <w:p>
             <w:pPr>
@@ -3627,24 +3102,6 @@
                 <w:sz w:val="22"/>
               </w:rPr>
               <w:t>• Arduino Cloud – środowisko programistyczne w chmurze</w:t>
-            </w:r>
-          </w:p>
-        </w:tc>
-        <w:tc>
-          <w:tcPr>
-            <w:tcW w:type="dxa" w:w="4252"/>
-          </w:tcPr>
-          <w:p>
-            <w:pPr>
-              <w:spacing w:before="20" w:after="20"/>
-            </w:pPr>
-            <w:r>
-              <w:rPr>
-                <w:rFonts w:ascii="Aptos" w:hAnsi="Aptos"/>
-                <w:b w:val="0"/>
-                <w:i w:val="0"/>
-                <w:sz w:val="22"/>
-              </w:rPr>
             </w:r>
           </w:p>
         </w:tc>
@@ -3671,7 +3128,7 @@
         </w:tc>
         <w:tc>
           <w:tcPr>
-            <w:tcW w:type="dxa" w:w="4536"/>
+            <w:tcW w:type="dxa" w:w="8788"/>
           </w:tcPr>
           <w:p>
             <w:pPr>
@@ -3685,24 +3142,6 @@
                 <w:sz w:val="22"/>
               </w:rPr>
               <w:t>• ThingSpeak – serwisy WWW, umożliwiający zbieranie i prezentowanie danych pomiarowych</w:t>
-            </w:r>
-          </w:p>
-        </w:tc>
-        <w:tc>
-          <w:tcPr>
-            <w:tcW w:type="dxa" w:w="4252"/>
-          </w:tcPr>
-          <w:p>
-            <w:pPr>
-              <w:spacing w:before="20" w:after="20"/>
-            </w:pPr>
-            <w:r>
-              <w:rPr>
-                <w:rFonts w:ascii="Aptos" w:hAnsi="Aptos"/>
-                <w:b w:val="0"/>
-                <w:i w:val="0"/>
-                <w:sz w:val="22"/>
-              </w:rPr>
             </w:r>
           </w:p>
         </w:tc>

--- a/public/assets/files/niestacjonarne/SWB.docx
+++ b/public/assets/files/niestacjonarne/SWB.docx
@@ -315,7 +315,7 @@
                 <w:i w:val="0"/>
                 <w:sz w:val="22"/>
               </w:rPr>
-              <w:t>4</w:t>
+              <w:t>3</w:t>
             </w:r>
           </w:p>
         </w:tc>
@@ -1093,7 +1093,7 @@
                 <w:i w:val="0"/>
                 <w:sz w:val="22"/>
               </w:rPr>
-              <w:t>68</w:t>
+              <w:t>43</w:t>
             </w:r>
           </w:p>
         </w:tc>
@@ -1113,7 +1113,7 @@
                 <w:i w:val="0"/>
                 <w:sz w:val="22"/>
               </w:rPr>
-              <w:t>2.7</w:t>
+              <w:t>1.7</w:t>
             </w:r>
           </w:p>
         </w:tc>
